--- a/publication_reward_template.docx
+++ b/publication_reward_template.docx
@@ -6,6 +6,27 @@
       <w:pPr>
         <w:jc w:val="center"/>
         <w:rPr>
+          <w:rFonts w:ascii="TH Sarabun New" w:hAnsi="TH Sarabun New" w:cs="TH Sarabun New"/>
+          <w:b/>
+          <w:bCs/>
+          <w:sz w:val="32"/>
+          <w:szCs w:val="32"/>
+          <w:cs/>
+        </w:rPr>
+      </w:pPr>
+      <w:r>
+        <w:rPr>
+          <w:rFonts w:ascii="TH Sarabun New" w:hAnsi="TH Sarabun New" w:cs="TH Sarabun New"/>
+          <w:b/>
+          <w:bCs/>
+          <w:sz w:val="32"/>
+          <w:szCs w:val="32"/>
+          <w:cs/>
+        </w:rPr>
+        <w:t>ใบสมัครเพื่อขอใช้เงินกองทุน</w:t>
+      </w:r>
+      <w:r>
+        <w:rPr>
           <w:rFonts w:ascii="TH Sarabun New" w:hAnsi="TH Sarabun New" w:cs="TH Sarabun New" w:hint="cs"/>
           <w:b/>
           <w:bCs/>
@@ -13,7 +34,63 @@
           <w:szCs w:val="32"/>
           <w:cs/>
         </w:rPr>
-      </w:pPr>
+        <w:t>วิจัย</w:t>
+      </w:r>
+      <w:r>
+        <w:rPr>
+          <w:rFonts w:ascii="TH Sarabun New" w:eastAsia="Sarabun" w:hAnsi="TH Sarabun New" w:cs="TH Sarabun New"/>
+          <w:bCs/>
+          <w:color w:val="050505"/>
+          <w:sz w:val="32"/>
+          <w:szCs w:val="32"/>
+          <w:cs/>
+        </w:rPr>
+        <w:t xml:space="preserve"> </w:t>
+      </w:r>
+      <w:r>
+        <w:rPr>
+          <w:rFonts w:ascii="TH Sarabun New" w:eastAsia="Sarabun" w:hAnsi="TH Sarabun New" w:cs="TH Sarabun New" w:hint="cs"/>
+          <w:bCs/>
+          <w:color w:val="050505"/>
+          <w:sz w:val="32"/>
+          <w:szCs w:val="32"/>
+          <w:cs/>
+        </w:rPr>
+        <w:t>นวัตกรรม</w:t>
+      </w:r>
+      <w:r>
+        <w:rPr>
+          <w:rFonts w:ascii="TH Sarabun New" w:eastAsia="Sarabun" w:hAnsi="TH Sarabun New" w:cs="TH Sarabun New"/>
+          <w:bCs/>
+          <w:color w:val="050505"/>
+          <w:sz w:val="32"/>
+          <w:szCs w:val="32"/>
+          <w:cs/>
+        </w:rPr>
+        <w:t xml:space="preserve"> </w:t>
+      </w:r>
+      <w:r>
+        <w:rPr>
+          <w:rFonts w:ascii="TH Sarabun New" w:eastAsia="Sarabun" w:hAnsi="TH Sarabun New" w:cs="TH Sarabun New" w:hint="cs"/>
+          <w:bCs/>
+          <w:color w:val="050505"/>
+          <w:sz w:val="32"/>
+          <w:szCs w:val="32"/>
+          <w:cs/>
+        </w:rPr>
+        <w:t>และบริการวิชาการ</w:t>
+      </w:r>
+      <w:r>
+        <w:rPr>
+          <w:rFonts w:ascii="TH Sarabun New" w:eastAsia="Sarabun" w:hAnsi="TH Sarabun New" w:cs="TH Sarabun New" w:hint="cs"/>
+          <w:bCs/>
+          <w:color w:val="050505"/>
+          <w:sz w:val="32"/>
+          <w:szCs w:val="32"/>
+          <w:cs/>
+        </w:rPr>
+        <w:t xml:space="preserve"> วิทยาลัยการคอมพิวเตอร์</w:t>
+      </w:r>
       <w:r>
         <w:rPr>
           <w:rFonts w:ascii="TH Sarabun New" w:hAnsi="TH Sarabun New" w:cs="TH Sarabun New"/>
@@ -21,9 +98,8 @@
           <w:bCs/>
           <w:sz w:val="32"/>
           <w:szCs w:val="32"/>
-          <w:cs/>
-        </w:rPr>
-        <w:t>ใบสมัครเพื่อขอใช้เงินกองทุน</w:t>
+        </w:rPr>
+        <w:t xml:space="preserve"> </w:t>
       </w:r>
       <w:r>
         <w:rPr>
@@ -34,82 +110,6 @@
           <w:szCs w:val="32"/>
           <w:cs/>
         </w:rPr>
-        <w:t>วิจัย</w:t>
-      </w:r>
-      <w:r>
-        <w:rPr>
-          <w:rFonts w:ascii="TH Sarabun New" w:eastAsia="Sarabun" w:hAnsi="TH Sarabun New" w:cs="TH Sarabun New"/>
-          <w:bCs/>
-          <w:color w:val="050505"/>
-          <w:sz w:val="32"/>
-          <w:szCs w:val="32"/>
-          <w:cs/>
-        </w:rPr>
-        <w:t xml:space="preserve"> </w:t>
-      </w:r>
-      <w:r>
-        <w:rPr>
-          <w:rFonts w:ascii="TH Sarabun New" w:eastAsia="Sarabun" w:hAnsi="TH Sarabun New" w:cs="TH Sarabun New" w:hint="cs"/>
-          <w:bCs/>
-          <w:color w:val="050505"/>
-          <w:sz w:val="32"/>
-          <w:szCs w:val="32"/>
-          <w:cs/>
-        </w:rPr>
-        <w:t>นวัตกรรม</w:t>
-      </w:r>
-      <w:r>
-        <w:rPr>
-          <w:rFonts w:ascii="TH Sarabun New" w:eastAsia="Sarabun" w:hAnsi="TH Sarabun New" w:cs="TH Sarabun New"/>
-          <w:bCs/>
-          <w:color w:val="050505"/>
-          <w:sz w:val="32"/>
-          <w:szCs w:val="32"/>
-          <w:cs/>
-        </w:rPr>
-        <w:t xml:space="preserve"> </w:t>
-      </w:r>
-      <w:r>
-        <w:rPr>
-          <w:rFonts w:ascii="TH Sarabun New" w:eastAsia="Sarabun" w:hAnsi="TH Sarabun New" w:cs="TH Sarabun New" w:hint="cs"/>
-          <w:bCs/>
-          <w:color w:val="050505"/>
-          <w:sz w:val="32"/>
-          <w:szCs w:val="32"/>
-          <w:cs/>
-        </w:rPr>
-        <w:t>และบริการวิชาการ</w:t>
-      </w:r>
-      <w:r>
-        <w:rPr>
-          <w:rFonts w:ascii="TH Sarabun New" w:eastAsia="Sarabun" w:hAnsi="TH Sarabun New" w:cs="TH Sarabun New" w:hint="cs"/>
-          <w:bCs/>
-          <w:color w:val="050505"/>
-          <w:sz w:val="32"/>
-          <w:szCs w:val="32"/>
-          <w:cs/>
-        </w:rPr>
-        <w:t xml:space="preserve"> วิทยาลัยการคอมพิวเตอร์</w:t>
-      </w:r>
-      <w:r>
-        <w:rPr>
-          <w:rFonts w:ascii="TH Sarabun New" w:hAnsi="TH Sarabun New" w:cs="TH Sarabun New"/>
-          <w:b/>
-          <w:bCs/>
-          <w:sz w:val="32"/>
-          <w:szCs w:val="32"/>
-        </w:rPr>
-        <w:t xml:space="preserve"> </w:t>
-      </w:r>
-      <w:r>
-        <w:rPr>
-          <w:rFonts w:ascii="TH Sarabun New" w:hAnsi="TH Sarabun New" w:cs="TH Sarabun New" w:hint="cs"/>
-          <w:b/>
-          <w:bCs/>
-          <w:sz w:val="32"/>
-          <w:szCs w:val="32"/>
-          <w:cs/>
-        </w:rPr>
         <w:t>มหาวิทยาลัยขอนแก่น</w:t>
       </w:r>
     </w:p>
@@ -211,25 +211,7 @@
           <w:sz w:val="28"/>
           <w:szCs w:val="28"/>
         </w:rPr>
-        <w:t>{{</w:t>
-      </w:r>
-      <w:proofErr w:type="spellStart"/>
-      <w:r>
-        <w:rPr>
-          <w:rFonts w:ascii="TH Sarabun New" w:hAnsi="TH Sarabun New" w:cs="TH Sarabun New"/>
-          <w:sz w:val="28"/>
-          <w:szCs w:val="28"/>
-        </w:rPr>
-        <w:t>date_th</w:t>
-      </w:r>
-      <w:proofErr w:type="spellEnd"/>
-      <w:r>
-        <w:rPr>
-          <w:rFonts w:ascii="TH Sarabun New" w:hAnsi="TH Sarabun New" w:cs="TH Sarabun New"/>
-          <w:sz w:val="28"/>
-          <w:szCs w:val="28"/>
-        </w:rPr>
-        <w:t>}}</w:t>
+        <w:t>{{date_th}}</w:t>
       </w:r>
     </w:p>
     <w:p>
@@ -272,7 +254,7 @@
     <w:p>
       <w:pPr>
         <w:rPr>
-          <w:rFonts w:ascii="TH Sarabun New" w:hAnsi="TH Sarabun New" w:cs="TH Sarabun New" w:hint="cs"/>
+          <w:rFonts w:ascii="TH Sarabun New" w:hAnsi="TH Sarabun New" w:cs="TH Sarabun New"/>
           <w:sz w:val="28"/>
           <w:szCs w:val="28"/>
         </w:rPr>
@@ -355,25 +337,7 @@
           <w:sz w:val="28"/>
           <w:szCs w:val="28"/>
         </w:rPr>
-        <w:t>{{</w:t>
-      </w:r>
-      <w:proofErr w:type="spellStart"/>
-      <w:r>
-        <w:rPr>
-          <w:rFonts w:ascii="TH Sarabun New" w:hAnsi="TH Sarabun New" w:cs="TH Sarabun New"/>
-          <w:sz w:val="28"/>
-          <w:szCs w:val="28"/>
-        </w:rPr>
-        <w:t>applicant_name</w:t>
-      </w:r>
-      <w:proofErr w:type="spellEnd"/>
-      <w:r>
-        <w:rPr>
-          <w:rFonts w:ascii="TH Sarabun New" w:hAnsi="TH Sarabun New" w:cs="TH Sarabun New"/>
-          <w:sz w:val="28"/>
-          <w:szCs w:val="28"/>
-        </w:rPr>
-        <w:t>}}</w:t>
+        <w:t>{{applicant_name}}</w:t>
       </w:r>
       <w:r>
         <w:rPr>
@@ -407,25 +371,7 @@
           <w:sz w:val="28"/>
           <w:szCs w:val="28"/>
         </w:rPr>
-        <w:t>{{</w:t>
-      </w:r>
-      <w:proofErr w:type="spellStart"/>
-      <w:r>
-        <w:rPr>
-          <w:rFonts w:ascii="TH Sarabun New" w:hAnsi="TH Sarabun New" w:cs="TH Sarabun New"/>
-          <w:sz w:val="28"/>
-          <w:szCs w:val="28"/>
-        </w:rPr>
-        <w:t>date_of_employment</w:t>
-      </w:r>
-      <w:proofErr w:type="spellEnd"/>
-      <w:r>
-        <w:rPr>
-          <w:rFonts w:ascii="TH Sarabun New" w:hAnsi="TH Sarabun New" w:cs="TH Sarabun New"/>
-          <w:sz w:val="28"/>
-          <w:szCs w:val="28"/>
-        </w:rPr>
-        <w:t>}}</w:t>
+        <w:t>{{date_of_employment}}</w:t>
       </w:r>
       <w:r>
         <w:rPr>
@@ -712,7 +658,7 @@
         <w:ind w:left="0" w:firstLine="720"/>
         <w:jc w:val="both"/>
         <w:rPr>
-          <w:rFonts w:ascii="TH Sarabun New" w:hAnsi="TH Sarabun New" w:cs="TH Sarabun New" w:hint="cs"/>
+          <w:rFonts w:ascii="TH Sarabun New" w:hAnsi="TH Sarabun New" w:cs="TH Sarabun New"/>
           <w:sz w:val="28"/>
           <w:szCs w:val="28"/>
           <w:cs/>
@@ -733,25 +679,7 @@
           <w:sz w:val="28"/>
           <w:szCs w:val="28"/>
         </w:rPr>
-        <w:t>{{</w:t>
-      </w:r>
-      <w:proofErr w:type="spellStart"/>
-      <w:r>
-        <w:rPr>
-          <w:rFonts w:ascii="TH Sarabun New" w:hAnsi="TH Sarabun New" w:cs="TH Sarabun New"/>
-          <w:sz w:val="28"/>
-          <w:szCs w:val="28"/>
-        </w:rPr>
-        <w:t>total_amount</w:t>
-      </w:r>
-      <w:proofErr w:type="spellEnd"/>
-      <w:r>
-        <w:rPr>
-          <w:rFonts w:ascii="TH Sarabun New" w:hAnsi="TH Sarabun New" w:cs="TH Sarabun New"/>
-          <w:sz w:val="28"/>
-          <w:szCs w:val="28"/>
-        </w:rPr>
-        <w:t xml:space="preserve">}} </w:t>
+        <w:t xml:space="preserve">{{total_amount}} </w:t>
       </w:r>
       <w:r>
         <w:rPr>
@@ -784,16 +712,7 @@
           <w:sz w:val="28"/>
           <w:szCs w:val="28"/>
         </w:rPr>
-        <w:t>{{</w:t>
-      </w:r>
-      <w:proofErr w:type="spellStart"/>
-      <w:r>
-        <w:rPr>
-          <w:rFonts w:ascii="TH Sarabun New" w:hAnsi="TH Sarabun New" w:cs="TH Sarabun New"/>
-          <w:sz w:val="28"/>
-          <w:szCs w:val="28"/>
-        </w:rPr>
-        <w:t>total_amount_</w:t>
+        <w:t>{{total_amount_</w:t>
       </w:r>
       <w:r>
         <w:rPr>
@@ -803,7 +722,6 @@
         </w:rPr>
         <w:t>text</w:t>
       </w:r>
-      <w:proofErr w:type="spellEnd"/>
       <w:r>
         <w:rPr>
           <w:rFonts w:ascii="TH Sarabun New" w:hAnsi="TH Sarabun New" w:cs="TH Sarabun New"/>
@@ -881,7 +799,7 @@
         <w:ind w:left="0" w:firstLine="720"/>
         <w:jc w:val="both"/>
         <w:rPr>
-          <w:rFonts w:ascii="TH Sarabun New" w:hAnsi="TH Sarabun New" w:cs="TH Sarabun New" w:hint="cs"/>
+          <w:rFonts w:ascii="TH Sarabun New" w:hAnsi="TH Sarabun New" w:cs="TH Sarabun New"/>
           <w:sz w:val="28"/>
           <w:szCs w:val="28"/>
           <w:cs/>
@@ -956,96 +874,15 @@
           <w:sz w:val="28"/>
           <w:szCs w:val="28"/>
         </w:rPr>
-        <w:t>{{</w:t>
-      </w:r>
-      <w:proofErr w:type="spellStart"/>
-      <w:r>
-        <w:rPr>
-          <w:rFonts w:ascii="TH Sarabun New" w:hAnsi="TH Sarabun New" w:cs="TH Sarabun New"/>
-          <w:sz w:val="28"/>
-          <w:szCs w:val="28"/>
-        </w:rPr>
-        <w:t>author_name_list</w:t>
-      </w:r>
-      <w:proofErr w:type="spellEnd"/>
-      <w:r>
-        <w:rPr>
-          <w:rFonts w:ascii="TH Sarabun New" w:hAnsi="TH Sarabun New" w:cs="TH Sarabun New"/>
-          <w:sz w:val="28"/>
-          <w:szCs w:val="28"/>
-        </w:rPr>
-        <w:t>}}</w:t>
-      </w:r>
-      <w:r>
-        <w:rPr>
-          <w:rFonts w:ascii="TH Sarabun New" w:hAnsi="TH Sarabun New" w:cs="TH Sarabun New"/>
-          <w:sz w:val="28"/>
-          <w:szCs w:val="28"/>
-        </w:rPr>
-        <w:t xml:space="preserve"> {{</w:t>
-      </w:r>
-      <w:proofErr w:type="spellStart"/>
-      <w:r>
-        <w:rPr>
-          <w:rFonts w:ascii="TH Sarabun New" w:hAnsi="TH Sarabun New" w:cs="TH Sarabun New"/>
-          <w:sz w:val="28"/>
-          <w:szCs w:val="28"/>
-        </w:rPr>
-        <w:t>paper_title</w:t>
-      </w:r>
-      <w:proofErr w:type="spellEnd"/>
-      <w:r>
-        <w:rPr>
-          <w:rFonts w:ascii="TH Sarabun New" w:hAnsi="TH Sarabun New" w:cs="TH Sarabun New"/>
-          <w:sz w:val="28"/>
-          <w:szCs w:val="28"/>
-        </w:rPr>
-        <w:t>}} {{</w:t>
-      </w:r>
-      <w:proofErr w:type="spellStart"/>
-      <w:r>
-        <w:rPr>
-          <w:rFonts w:ascii="TH Sarabun New" w:hAnsi="TH Sarabun New" w:cs="TH Sarabun New"/>
-          <w:sz w:val="28"/>
-          <w:szCs w:val="28"/>
-        </w:rPr>
-        <w:t>journal_name</w:t>
-      </w:r>
-      <w:proofErr w:type="spellEnd"/>
-      <w:r>
-        <w:rPr>
-          <w:rFonts w:ascii="TH Sarabun New" w:hAnsi="TH Sarabun New" w:cs="TH Sarabun New"/>
-          <w:sz w:val="28"/>
-          <w:szCs w:val="28"/>
-        </w:rPr>
-        <w:t>}} {{</w:t>
-      </w:r>
-      <w:proofErr w:type="spellStart"/>
-      <w:r>
-        <w:rPr>
-          <w:rFonts w:ascii="TH Sarabun New" w:hAnsi="TH Sarabun New" w:cs="TH Sarabun New"/>
-          <w:sz w:val="28"/>
-          <w:szCs w:val="28"/>
-        </w:rPr>
-        <w:t>publication_year</w:t>
-      </w:r>
-      <w:proofErr w:type="spellEnd"/>
-      <w:r>
-        <w:rPr>
-          <w:rFonts w:ascii="TH Sarabun New" w:hAnsi="TH Sarabun New" w:cs="TH Sarabun New"/>
-          <w:sz w:val="28"/>
-          <w:szCs w:val="28"/>
-        </w:rPr>
-        <w:t>}} {{</w:t>
-      </w:r>
-      <w:proofErr w:type="spellStart"/>
-      <w:r>
-        <w:rPr>
-          <w:rFonts w:ascii="TH Sarabun New" w:hAnsi="TH Sarabun New" w:cs="TH Sarabun New"/>
-          <w:sz w:val="28"/>
-          <w:szCs w:val="28"/>
-        </w:rPr>
-        <w:t>volum</w:t>
+        <w:t>{{author_name_list}}</w:t>
+      </w:r>
+      <w:r>
+        <w:rPr>
+          <w:rFonts w:ascii="TH Sarabun New" w:hAnsi="TH Sarabun New" w:cs="TH Sarabun New"/>
+          <w:sz w:val="28"/>
+          <w:szCs w:val="28"/>
+        </w:rPr>
+        <w:t xml:space="preserve"> {{paper_title}} {{journal_name}} {{publication_year}} {{volum</w:t>
       </w:r>
       <w:r>
         <w:rPr>
@@ -1061,34 +898,7 @@
           <w:sz w:val="28"/>
           <w:szCs w:val="28"/>
         </w:rPr>
-        <w:t>_issue</w:t>
-      </w:r>
-      <w:proofErr w:type="spellEnd"/>
-      <w:r>
-        <w:rPr>
-          <w:rFonts w:ascii="TH Sarabun New" w:hAnsi="TH Sarabun New" w:cs="TH Sarabun New"/>
-          <w:sz w:val="28"/>
-          <w:szCs w:val="28"/>
-        </w:rPr>
-        <w:t>}} {{</w:t>
-      </w:r>
-      <w:proofErr w:type="spellStart"/>
-      <w:r>
-        <w:rPr>
-          <w:rFonts w:ascii="TH Sarabun New" w:hAnsi="TH Sarabun New" w:cs="TH Sarabun New"/>
-          <w:sz w:val="28"/>
-          <w:szCs w:val="28"/>
-        </w:rPr>
-        <w:t>page_number</w:t>
-      </w:r>
-      <w:proofErr w:type="spellEnd"/>
-      <w:r>
-        <w:rPr>
-          <w:rFonts w:ascii="TH Sarabun New" w:hAnsi="TH Sarabun New" w:cs="TH Sarabun New"/>
-          <w:sz w:val="28"/>
-          <w:szCs w:val="28"/>
-        </w:rPr>
-        <w:t>}}</w:t>
+        <w:t>_issue}} {{page_number}}</w:t>
       </w:r>
     </w:p>
     <w:p>
@@ -1117,25 +927,7 @@
           <w:sz w:val="28"/>
           <w:szCs w:val="28"/>
         </w:rPr>
-        <w:t>{{</w:t>
-      </w:r>
-      <w:proofErr w:type="spellStart"/>
-      <w:r>
-        <w:rPr>
-          <w:rFonts w:ascii="TH Sarabun New" w:hAnsi="TH Sarabun New" w:cs="TH Sarabun New"/>
-          <w:sz w:val="28"/>
-          <w:szCs w:val="28"/>
-        </w:rPr>
-        <w:t>author_role</w:t>
-      </w:r>
-      <w:proofErr w:type="spellEnd"/>
-      <w:r>
-        <w:rPr>
-          <w:rFonts w:ascii="TH Sarabun New" w:hAnsi="TH Sarabun New" w:cs="TH Sarabun New"/>
-          <w:sz w:val="28"/>
-          <w:szCs w:val="28"/>
-        </w:rPr>
-        <w:t>}}</w:t>
+        <w:t>{{author_role}}</w:t>
       </w:r>
       <w:r>
         <w:rPr>
@@ -1161,16 +953,7 @@
           <w:sz w:val="28"/>
           <w:szCs w:val="28"/>
         </w:rPr>
-        <w:t xml:space="preserve"> {{</w:t>
-      </w:r>
-      <w:proofErr w:type="spellStart"/>
-      <w:r>
-        <w:rPr>
-          <w:rFonts w:ascii="TH Sarabun New" w:hAnsi="TH Sarabun New" w:cs="TH Sarabun New"/>
-          <w:sz w:val="28"/>
-          <w:szCs w:val="28"/>
-        </w:rPr>
-        <w:t>quartile</w:t>
+        <w:t xml:space="preserve"> {{quartile</w:t>
       </w:r>
       <w:r>
         <w:rPr>
@@ -1180,7 +963,6 @@
         </w:rPr>
         <w:t>_line</w:t>
       </w:r>
-      <w:proofErr w:type="spellEnd"/>
       <w:r>
         <w:rPr>
           <w:rFonts w:ascii="TH Sarabun New" w:hAnsi="TH Sarabun New" w:cs="TH Sarabun New"/>
@@ -1196,7 +978,7 @@
         <w:ind w:left="0" w:firstLine="0"/>
         <w:jc w:val="both"/>
         <w:rPr>
-          <w:rFonts w:ascii="TH Sarabun New" w:hAnsi="TH Sarabun New" w:cs="TH Sarabun New" w:hint="cs"/>
+          <w:rFonts w:ascii="TH Sarabun New" w:hAnsi="TH Sarabun New" w:cs="TH Sarabun New"/>
           <w:sz w:val="28"/>
           <w:szCs w:val="28"/>
           <w:cs/>
@@ -1261,7 +1043,6 @@
     <w:p>
       <w:pPr>
         <w:ind w:left="720" w:right="43" w:firstLine="720"/>
-        <w:jc w:val="thaiDistribute"/>
         <w:rPr>
           <w:rFonts w:ascii="TH Sarabun New" w:hAnsi="TH Sarabun New" w:cs="TH Sarabun New" w:hint="cs"/>
           <w:sz w:val="28"/>
@@ -1275,26 +1056,16 @@
           <w:color w:val="000000"/>
           <w:sz w:val="28"/>
         </w:rPr>
-        <w:t>{{</w:t>
-      </w:r>
-      <w:proofErr w:type="spellStart"/>
+        <w:t>{{document</w:t>
+      </w:r>
       <w:r>
         <w:rPr>
           <w:rFonts w:ascii="TH Sarabun New" w:hAnsi="TH Sarabun New" w:cs="TH Sarabun New"/>
           <w:color w:val="000000"/>
           <w:sz w:val="28"/>
         </w:rPr>
-        <w:t>document</w:t>
-      </w:r>
-      <w:r>
-        <w:rPr>
-          <w:rFonts w:ascii="TH Sarabun New" w:hAnsi="TH Sarabun New" w:cs="TH Sarabun New"/>
-          <w:color w:val="000000"/>
-          <w:sz w:val="28"/>
-        </w:rPr>
         <w:t>_line</w:t>
       </w:r>
-      <w:proofErr w:type="spellEnd"/>
       <w:r>
         <w:rPr>
           <w:rFonts w:ascii="TH Sarabun New" w:hAnsi="TH Sarabun New" w:cs="TH Sarabun New"/>
@@ -1307,7 +1078,7 @@
     <w:p>
       <w:pPr>
         <w:rPr>
-          <w:rFonts w:ascii="TH Sarabun New" w:hAnsi="TH Sarabun New" w:cs="TH Sarabun New" w:hint="cs"/>
+          <w:rFonts w:ascii="TH Sarabun New" w:hAnsi="TH Sarabun New" w:cs="TH Sarabun New"/>
           <w:sz w:val="28"/>
           <w:szCs w:val="28"/>
           <w:cs/>
@@ -1449,44 +1220,44 @@
         <w:ind w:left="284" w:hanging="284"/>
         <w:jc w:val="thaiDistribute"/>
         <w:rPr>
+          <w:rFonts w:ascii="TH Sarabun New" w:hAnsi="TH Sarabun New" w:cs="TH Sarabun New"/>
+          <w:sz w:val="28"/>
+          <w:szCs w:val="28"/>
+          <w:cs/>
+        </w:rPr>
+      </w:pPr>
+      <w:r>
+        <w:rPr>
+          <w:rFonts w:ascii="Segoe UI Symbol" w:hAnsi="Segoe UI Symbol" w:cs="Segoe UI Symbol"/>
+          <w:sz w:val="28"/>
+          <w:szCs w:val="28"/>
+        </w:rPr>
+        <w:t>☑</w:t>
+      </w:r>
+      <w:r>
+        <w:rPr>
+          <w:rFonts w:ascii="TH Sarabun New" w:hAnsi="TH Sarabun New" w:cs="TH Sarabun New"/>
+          <w:sz w:val="28"/>
+          <w:szCs w:val="28"/>
+        </w:rPr>
+        <w:t xml:space="preserve"> </w:t>
+      </w:r>
+      <w:r>
+        <w:rPr>
+          <w:rFonts w:ascii="TH Sarabun New" w:hAnsi="TH Sarabun New" w:cs="TH Sarabun New"/>
+          <w:sz w:val="28"/>
+          <w:szCs w:val="28"/>
+          <w:cs/>
+        </w:rPr>
+        <w:t>จะปฏิบัติตามระเบียบมหาวิทยาลัยขอนแก่น ว่าด้วยกองทุน</w:t>
+      </w:r>
+      <w:r>
+        <w:rPr>
           <w:rFonts w:ascii="TH Sarabun New" w:hAnsi="TH Sarabun New" w:cs="TH Sarabun New" w:hint="cs"/>
           <w:sz w:val="28"/>
           <w:szCs w:val="28"/>
           <w:cs/>
         </w:rPr>
-      </w:pPr>
-      <w:r>
-        <w:rPr>
-          <w:rFonts w:ascii="Segoe UI Symbol" w:hAnsi="Segoe UI Symbol" w:cs="Segoe UI Symbol"/>
-          <w:sz w:val="28"/>
-          <w:szCs w:val="28"/>
-        </w:rPr>
-        <w:t>☑</w:t>
-      </w:r>
-      <w:r>
-        <w:rPr>
-          <w:rFonts w:ascii="TH Sarabun New" w:hAnsi="TH Sarabun New" w:cs="TH Sarabun New"/>
-          <w:sz w:val="28"/>
-          <w:szCs w:val="28"/>
-        </w:rPr>
-        <w:t xml:space="preserve"> </w:t>
-      </w:r>
-      <w:r>
-        <w:rPr>
-          <w:rFonts w:ascii="TH Sarabun New" w:hAnsi="TH Sarabun New" w:cs="TH Sarabun New"/>
-          <w:sz w:val="28"/>
-          <w:szCs w:val="28"/>
-          <w:cs/>
-        </w:rPr>
-        <w:t>จะปฏิบัติตามระเบียบมหาวิทยาลัยขอนแก่น ว่าด้วยกองทุน</w:t>
-      </w:r>
-      <w:r>
-        <w:rPr>
-          <w:rFonts w:ascii="TH Sarabun New" w:hAnsi="TH Sarabun New" w:cs="TH Sarabun New" w:hint="cs"/>
-          <w:sz w:val="28"/>
-          <w:szCs w:val="28"/>
-          <w:cs/>
-        </w:rPr>
         <w:t>วิจัยในระดับคณะ</w:t>
       </w:r>
       <w:r>
@@ -1529,25 +1300,7 @@
           <w:sz w:val="28"/>
           <w:szCs w:val="28"/>
         </w:rPr>
-        <w:t>{{</w:t>
-      </w:r>
-      <w:proofErr w:type="spellStart"/>
-      <w:r>
-        <w:rPr>
-          <w:rFonts w:ascii="TH Sarabun New" w:hAnsi="TH Sarabun New" w:cs="TH Sarabun New"/>
-          <w:sz w:val="28"/>
-          <w:szCs w:val="28"/>
-        </w:rPr>
-        <w:t>kku_report_year</w:t>
-      </w:r>
-      <w:proofErr w:type="spellEnd"/>
-      <w:r>
-        <w:rPr>
-          <w:rFonts w:ascii="TH Sarabun New" w:hAnsi="TH Sarabun New" w:cs="TH Sarabun New"/>
-          <w:sz w:val="28"/>
-          <w:szCs w:val="28"/>
-        </w:rPr>
-        <w:t xml:space="preserve">}} </w:t>
+        <w:t xml:space="preserve">{{kku_report_year}} </w:t>
       </w:r>
       <w:r>
         <w:rPr>
@@ -1567,7 +1320,7 @@
         <w:ind w:left="284" w:hanging="284"/>
         <w:jc w:val="thaiDistribute"/>
         <w:rPr>
-          <w:rFonts w:ascii="TH Sarabun New" w:hAnsi="TH Sarabun New" w:cs="TH Sarabun New" w:hint="cs"/>
+          <w:rFonts w:ascii="TH Sarabun New" w:hAnsi="TH Sarabun New" w:cs="TH Sarabun New"/>
           <w:sz w:val="28"/>
           <w:szCs w:val="28"/>
         </w:rPr>
@@ -1685,7 +1438,7 @@
         </w:tabs>
         <w:jc w:val="thaiDistribute"/>
         <w:rPr>
-          <w:rFonts w:ascii="TH Sarabun New" w:hAnsi="TH Sarabun New" w:cs="TH Sarabun New" w:hint="cs"/>
+          <w:rFonts w:ascii="TH Sarabun New" w:hAnsi="TH Sarabun New" w:cs="TH Sarabun New"/>
           <w:sz w:val="28"/>
           <w:szCs w:val="28"/>
         </w:rPr>
@@ -1713,25 +1466,7 @@
           <w:sz w:val="28"/>
           <w:szCs w:val="28"/>
         </w:rPr>
-        <w:t>{{</w:t>
-      </w:r>
-      <w:proofErr w:type="spellStart"/>
-      <w:r>
-        <w:rPr>
-          <w:rFonts w:ascii="TH Sarabun New" w:hAnsi="TH Sarabun New" w:cs="TH Sarabun New"/>
-          <w:sz w:val="28"/>
-          <w:szCs w:val="28"/>
-        </w:rPr>
-        <w:t>applicant_name</w:t>
-      </w:r>
-      <w:proofErr w:type="spellEnd"/>
-      <w:r>
-        <w:rPr>
-          <w:rFonts w:ascii="TH Sarabun New" w:hAnsi="TH Sarabun New" w:cs="TH Sarabun New"/>
-          <w:sz w:val="28"/>
-          <w:szCs w:val="28"/>
-        </w:rPr>
-        <w:t>}}</w:t>
+        <w:t>{{applicant_name}}</w:t>
       </w:r>
       <w:r>
         <w:rPr>
@@ -1901,7 +1636,7 @@
       <w:pStyle w:val="Header"/>
       <w:jc w:val="right"/>
       <w:rPr>
-        <w:rFonts w:ascii="TH Sarabun New" w:hAnsi="TH Sarabun New" w:cs="TH Sarabun New" w:hint="cs"/>
+        <w:rFonts w:ascii="TH Sarabun New" w:hAnsi="TH Sarabun New" w:cs="TH Sarabun New"/>
       </w:rPr>
     </w:pPr>
   </w:p>
@@ -1943,19 +1678,8 @@
         <w:szCs w:val="28"/>
         <w:cs/>
       </w:rPr>
-      <w:t xml:space="preserve"> </w:t>
+      <w:t xml:space="preserve"> กท</w:t>
     </w:r>
-    <w:proofErr w:type="spellStart"/>
-    <w:r>
-      <w:rPr>
-        <w:rFonts w:ascii="Angsana New" w:hAnsi="Angsana New"/>
-        <w:sz w:val="28"/>
-        <w:szCs w:val="28"/>
-        <w:cs/>
-      </w:rPr>
-      <w:t>กท</w:t>
-    </w:r>
-    <w:proofErr w:type="spellEnd"/>
     <w:r>
       <w:rPr>
         <w:rFonts w:ascii="Angsana New" w:hAnsi="Angsana New" w:hint="cs"/>
@@ -3393,6 +3117,50 @@
     <w:lsdException w:name="Subtitle" w:qFormat="1"/>
     <w:lsdException w:name="Strong" w:uiPriority="22" w:qFormat="1"/>
     <w:lsdException w:name="Emphasis" w:qFormat="1"/>
+    <w:lsdException w:name="Normal Table" w:semiHidden="1" w:unhideWhenUsed="1"/>
+    <w:lsdException w:name="Table Simple 1" w:semiHidden="1" w:unhideWhenUsed="1"/>
+    <w:lsdException w:name="Table Simple 2" w:semiHidden="1" w:unhideWhenUsed="1"/>
+    <w:lsdException w:name="Table Simple 3" w:semiHidden="1" w:unhideWhenUsed="1"/>
+    <w:lsdException w:name="Table Classic 1" w:semiHidden="1" w:unhideWhenUsed="1"/>
+    <w:lsdException w:name="Table Classic 2" w:semiHidden="1" w:unhideWhenUsed="1"/>
+    <w:lsdException w:name="Table Classic 3" w:semiHidden="1" w:unhideWhenUsed="1"/>
+    <w:lsdException w:name="Table Classic 4" w:semiHidden="1" w:unhideWhenUsed="1"/>
+    <w:lsdException w:name="Table Colorful 1" w:semiHidden="1" w:unhideWhenUsed="1"/>
+    <w:lsdException w:name="Table Colorful 2" w:semiHidden="1" w:unhideWhenUsed="1"/>
+    <w:lsdException w:name="Table Colorful 3" w:semiHidden="1" w:unhideWhenUsed="1"/>
+    <w:lsdException w:name="Table Columns 1" w:semiHidden="1" w:unhideWhenUsed="1"/>
+    <w:lsdException w:name="Table Columns 2" w:semiHidden="1" w:unhideWhenUsed="1"/>
+    <w:lsdException w:name="Table Columns 3" w:semiHidden="1" w:unhideWhenUsed="1"/>
+    <w:lsdException w:name="Table Columns 4" w:semiHidden="1" w:unhideWhenUsed="1"/>
+    <w:lsdException w:name="Table Columns 5" w:semiHidden="1" w:unhideWhenUsed="1"/>
+    <w:lsdException w:name="Table Grid 1" w:semiHidden="1" w:unhideWhenUsed="1"/>
+    <w:lsdException w:name="Table Grid 2" w:semiHidden="1" w:unhideWhenUsed="1"/>
+    <w:lsdException w:name="Table Grid 3" w:semiHidden="1" w:unhideWhenUsed="1"/>
+    <w:lsdException w:name="Table Grid 4" w:semiHidden="1" w:unhideWhenUsed="1"/>
+    <w:lsdException w:name="Table Grid 5" w:semiHidden="1" w:unhideWhenUsed="1"/>
+    <w:lsdException w:name="Table Grid 6" w:semiHidden="1" w:unhideWhenUsed="1"/>
+    <w:lsdException w:name="Table Grid 7" w:semiHidden="1" w:unhideWhenUsed="1"/>
+    <w:lsdException w:name="Table Grid 8" w:semiHidden="1" w:unhideWhenUsed="1"/>
+    <w:lsdException w:name="Table List 1" w:semiHidden="1" w:unhideWhenUsed="1"/>
+    <w:lsdException w:name="Table List 2" w:semiHidden="1" w:unhideWhenUsed="1"/>
+    <w:lsdException w:name="Table List 3" w:semiHidden="1" w:unhideWhenUsed="1"/>
+    <w:lsdException w:name="Table List 4" w:semiHidden="1" w:unhideWhenUsed="1"/>
+    <w:lsdException w:name="Table List 5" w:semiHidden="1" w:unhideWhenUsed="1"/>
+    <w:lsdException w:name="Table List 6" w:semiHidden="1" w:unhideWhenUsed="1"/>
+    <w:lsdException w:name="Table List 7" w:semiHidden="1" w:unhideWhenUsed="1"/>
+    <w:lsdException w:name="Table List 8" w:semiHidden="1" w:unhideWhenUsed="1"/>
+    <w:lsdException w:name="Table 3D effects 1" w:semiHidden="1" w:unhideWhenUsed="1"/>
+    <w:lsdException w:name="Table 3D effects 2" w:semiHidden="1" w:unhideWhenUsed="1"/>
+    <w:lsdException w:name="Table 3D effects 3" w:semiHidden="1" w:unhideWhenUsed="1"/>
+    <w:lsdException w:name="Table Contemporary" w:semiHidden="1" w:unhideWhenUsed="1"/>
+    <w:lsdException w:name="Table Elegant" w:semiHidden="1" w:unhideWhenUsed="1"/>
+    <w:lsdException w:name="Table Professional" w:semiHidden="1" w:unhideWhenUsed="1"/>
+    <w:lsdException w:name="Table Subtle 1" w:semiHidden="1" w:unhideWhenUsed="1"/>
+    <w:lsdException w:name="Table Subtle 2" w:semiHidden="1" w:unhideWhenUsed="1"/>
+    <w:lsdException w:name="Table Web 1" w:semiHidden="1" w:unhideWhenUsed="1"/>
+    <w:lsdException w:name="Table Web 2" w:semiHidden="1" w:unhideWhenUsed="1"/>
+    <w:lsdException w:name="Table Web 3" w:semiHidden="1" w:unhideWhenUsed="1"/>
+    <w:lsdException w:name="Table Theme" w:semiHidden="1" w:unhideWhenUsed="1"/>
     <w:lsdException w:name="Placeholder Text" w:semiHidden="1" w:uiPriority="99"/>
     <w:lsdException w:name="No Spacing" w:uiPriority="1" w:qFormat="1"/>
     <w:lsdException w:name="Light Shading" w:uiPriority="60"/>
@@ -3642,11 +3410,15 @@
   </w:style>
   <w:style w:type="character" w:default="1" w:styleId="DefaultParagraphFont">
     <w:name w:val="Default Paragraph Font"/>
+    <w:uiPriority w:val="1"/>
     <w:semiHidden/>
+    <w:unhideWhenUsed/>
   </w:style>
   <w:style w:type="table" w:default="1" w:styleId="TableNormal">
     <w:name w:val="Normal Table"/>
+    <w:uiPriority w:val="99"/>
     <w:semiHidden/>
+    <w:unhideWhenUsed/>
     <w:tblPr>
       <w:tblInd w:w="0" w:type="dxa"/>
       <w:tblCellMar>
@@ -3659,7 +3431,9 @@
   </w:style>
   <w:style w:type="numbering" w:default="1" w:styleId="NoList">
     <w:name w:val="No List"/>
+    <w:uiPriority w:val="99"/>
     <w:semiHidden/>
+    <w:unhideWhenUsed/>
   </w:style>
   <w:style w:type="paragraph" w:styleId="Header">
     <w:name w:val="header"/>

--- a/publication_reward_template.docx
+++ b/publication_reward_template.docx
@@ -1042,7 +1042,7 @@
     </w:p>
     <w:p>
       <w:pPr>
-        <w:ind w:left="720" w:right="43" w:firstLine="720"/>
+        <w:ind w:right="43" w:firstLine="720"/>
         <w:rPr>
           <w:rFonts w:ascii="TH Sarabun New" w:hAnsi="TH Sarabun New" w:cs="TH Sarabun New" w:hint="cs"/>
           <w:sz w:val="28"/>

--- a/publication_reward_template.docx
+++ b/publication_reward_template.docx
@@ -211,7 +211,25 @@
           <w:sz w:val="28"/>
           <w:szCs w:val="28"/>
         </w:rPr>
-        <w:t>{{date_th}}</w:t>
+        <w:t>{{</w:t>
+      </w:r>
+      <w:proofErr w:type="spellStart"/>
+      <w:r>
+        <w:rPr>
+          <w:rFonts w:ascii="TH Sarabun New" w:hAnsi="TH Sarabun New" w:cs="TH Sarabun New"/>
+          <w:sz w:val="28"/>
+          <w:szCs w:val="28"/>
+        </w:rPr>
+        <w:t>date_th</w:t>
+      </w:r>
+      <w:proofErr w:type="spellEnd"/>
+      <w:r>
+        <w:rPr>
+          <w:rFonts w:ascii="TH Sarabun New" w:hAnsi="TH Sarabun New" w:cs="TH Sarabun New"/>
+          <w:sz w:val="28"/>
+          <w:szCs w:val="28"/>
+        </w:rPr>
+        <w:t>}}</w:t>
       </w:r>
     </w:p>
     <w:p>
@@ -337,7 +355,25 @@
           <w:sz w:val="28"/>
           <w:szCs w:val="28"/>
         </w:rPr>
-        <w:t>{{applicant_name}}</w:t>
+        <w:t>{{</w:t>
+      </w:r>
+      <w:proofErr w:type="spellStart"/>
+      <w:r>
+        <w:rPr>
+          <w:rFonts w:ascii="TH Sarabun New" w:hAnsi="TH Sarabun New" w:cs="TH Sarabun New"/>
+          <w:sz w:val="28"/>
+          <w:szCs w:val="28"/>
+        </w:rPr>
+        <w:t>applicant_name</w:t>
+      </w:r>
+      <w:proofErr w:type="spellEnd"/>
+      <w:r>
+        <w:rPr>
+          <w:rFonts w:ascii="TH Sarabun New" w:hAnsi="TH Sarabun New" w:cs="TH Sarabun New"/>
+          <w:sz w:val="28"/>
+          <w:szCs w:val="28"/>
+        </w:rPr>
+        <w:t>}}</w:t>
       </w:r>
       <w:r>
         <w:rPr>
@@ -371,7 +407,25 @@
           <w:sz w:val="28"/>
           <w:szCs w:val="28"/>
         </w:rPr>
-        <w:t>{{date_of_employment}}</w:t>
+        <w:t>{{</w:t>
+      </w:r>
+      <w:proofErr w:type="spellStart"/>
+      <w:r>
+        <w:rPr>
+          <w:rFonts w:ascii="TH Sarabun New" w:hAnsi="TH Sarabun New" w:cs="TH Sarabun New"/>
+          <w:sz w:val="28"/>
+          <w:szCs w:val="28"/>
+        </w:rPr>
+        <w:t>date_of_employment</w:t>
+      </w:r>
+      <w:proofErr w:type="spellEnd"/>
+      <w:r>
+        <w:rPr>
+          <w:rFonts w:ascii="TH Sarabun New" w:hAnsi="TH Sarabun New" w:cs="TH Sarabun New"/>
+          <w:sz w:val="28"/>
+          <w:szCs w:val="28"/>
+        </w:rPr>
+        <w:t>}}</w:t>
       </w:r>
       <w:r>
         <w:rPr>
@@ -679,7 +733,25 @@
           <w:sz w:val="28"/>
           <w:szCs w:val="28"/>
         </w:rPr>
-        <w:t xml:space="preserve">{{total_amount}} </w:t>
+        <w:t>{{</w:t>
+      </w:r>
+      <w:proofErr w:type="spellStart"/>
+      <w:r>
+        <w:rPr>
+          <w:rFonts w:ascii="TH Sarabun New" w:hAnsi="TH Sarabun New" w:cs="TH Sarabun New"/>
+          <w:sz w:val="28"/>
+          <w:szCs w:val="28"/>
+        </w:rPr>
+        <w:t>total_amount</w:t>
+      </w:r>
+      <w:proofErr w:type="spellEnd"/>
+      <w:r>
+        <w:rPr>
+          <w:rFonts w:ascii="TH Sarabun New" w:hAnsi="TH Sarabun New" w:cs="TH Sarabun New"/>
+          <w:sz w:val="28"/>
+          <w:szCs w:val="28"/>
+        </w:rPr>
+        <w:t xml:space="preserve">}} </w:t>
       </w:r>
       <w:r>
         <w:rPr>
@@ -712,7 +784,16 @@
           <w:sz w:val="28"/>
           <w:szCs w:val="28"/>
         </w:rPr>
-        <w:t>{{total_amount_</w:t>
+        <w:t>{{</w:t>
+      </w:r>
+      <w:proofErr w:type="spellStart"/>
+      <w:r>
+        <w:rPr>
+          <w:rFonts w:ascii="TH Sarabun New" w:hAnsi="TH Sarabun New" w:cs="TH Sarabun New"/>
+          <w:sz w:val="28"/>
+          <w:szCs w:val="28"/>
+        </w:rPr>
+        <w:t>total_amount_</w:t>
       </w:r>
       <w:r>
         <w:rPr>
@@ -722,6 +803,7 @@
         </w:rPr>
         <w:t>text</w:t>
       </w:r>
+      <w:proofErr w:type="spellEnd"/>
       <w:r>
         <w:rPr>
           <w:rFonts w:ascii="TH Sarabun New" w:hAnsi="TH Sarabun New" w:cs="TH Sarabun New"/>
@@ -874,15 +956,96 @@
           <w:sz w:val="28"/>
           <w:szCs w:val="28"/>
         </w:rPr>
-        <w:t>{{author_name_list}}</w:t>
-      </w:r>
-      <w:r>
-        <w:rPr>
-          <w:rFonts w:ascii="TH Sarabun New" w:hAnsi="TH Sarabun New" w:cs="TH Sarabun New"/>
-          <w:sz w:val="28"/>
-          <w:szCs w:val="28"/>
-        </w:rPr>
-        <w:t xml:space="preserve"> {{paper_title}} {{journal_name}} {{publication_year}} {{volum</w:t>
+        <w:t>{{</w:t>
+      </w:r>
+      <w:proofErr w:type="spellStart"/>
+      <w:r>
+        <w:rPr>
+          <w:rFonts w:ascii="TH Sarabun New" w:hAnsi="TH Sarabun New" w:cs="TH Sarabun New"/>
+          <w:sz w:val="28"/>
+          <w:szCs w:val="28"/>
+        </w:rPr>
+        <w:t>author_name_list</w:t>
+      </w:r>
+      <w:proofErr w:type="spellEnd"/>
+      <w:r>
+        <w:rPr>
+          <w:rFonts w:ascii="TH Sarabun New" w:hAnsi="TH Sarabun New" w:cs="TH Sarabun New"/>
+          <w:sz w:val="28"/>
+          <w:szCs w:val="28"/>
+        </w:rPr>
+        <w:t>}}</w:t>
+      </w:r>
+      <w:r>
+        <w:rPr>
+          <w:rFonts w:ascii="TH Sarabun New" w:hAnsi="TH Sarabun New" w:cs="TH Sarabun New"/>
+          <w:sz w:val="28"/>
+          <w:szCs w:val="28"/>
+        </w:rPr>
+        <w:t xml:space="preserve"> {{</w:t>
+      </w:r>
+      <w:proofErr w:type="spellStart"/>
+      <w:r>
+        <w:rPr>
+          <w:rFonts w:ascii="TH Sarabun New" w:hAnsi="TH Sarabun New" w:cs="TH Sarabun New"/>
+          <w:sz w:val="28"/>
+          <w:szCs w:val="28"/>
+        </w:rPr>
+        <w:t>paper_title</w:t>
+      </w:r>
+      <w:proofErr w:type="spellEnd"/>
+      <w:r>
+        <w:rPr>
+          <w:rFonts w:ascii="TH Sarabun New" w:hAnsi="TH Sarabun New" w:cs="TH Sarabun New"/>
+          <w:sz w:val="28"/>
+          <w:szCs w:val="28"/>
+        </w:rPr>
+        <w:t>}} {{</w:t>
+      </w:r>
+      <w:proofErr w:type="spellStart"/>
+      <w:r>
+        <w:rPr>
+          <w:rFonts w:ascii="TH Sarabun New" w:hAnsi="TH Sarabun New" w:cs="TH Sarabun New"/>
+          <w:sz w:val="28"/>
+          <w:szCs w:val="28"/>
+        </w:rPr>
+        <w:t>journal_name</w:t>
+      </w:r>
+      <w:proofErr w:type="spellEnd"/>
+      <w:r>
+        <w:rPr>
+          <w:rFonts w:ascii="TH Sarabun New" w:hAnsi="TH Sarabun New" w:cs="TH Sarabun New"/>
+          <w:sz w:val="28"/>
+          <w:szCs w:val="28"/>
+        </w:rPr>
+        <w:t>}} {{</w:t>
+      </w:r>
+      <w:proofErr w:type="spellStart"/>
+      <w:r>
+        <w:rPr>
+          <w:rFonts w:ascii="TH Sarabun New" w:hAnsi="TH Sarabun New" w:cs="TH Sarabun New"/>
+          <w:sz w:val="28"/>
+          <w:szCs w:val="28"/>
+        </w:rPr>
+        <w:t>publication_year</w:t>
+      </w:r>
+      <w:proofErr w:type="spellEnd"/>
+      <w:r>
+        <w:rPr>
+          <w:rFonts w:ascii="TH Sarabun New" w:hAnsi="TH Sarabun New" w:cs="TH Sarabun New"/>
+          <w:sz w:val="28"/>
+          <w:szCs w:val="28"/>
+        </w:rPr>
+        <w:t>}} {{</w:t>
+      </w:r>
+      <w:proofErr w:type="spellStart"/>
+      <w:r>
+        <w:rPr>
+          <w:rFonts w:ascii="TH Sarabun New" w:hAnsi="TH Sarabun New" w:cs="TH Sarabun New"/>
+          <w:sz w:val="28"/>
+          <w:szCs w:val="28"/>
+        </w:rPr>
+        <w:t>volum</w:t>
       </w:r>
       <w:r>
         <w:rPr>
@@ -898,7 +1061,34 @@
           <w:sz w:val="28"/>
           <w:szCs w:val="28"/>
         </w:rPr>
-        <w:t>_issue}} {{page_number}}</w:t>
+        <w:t>_issue</w:t>
+      </w:r>
+      <w:proofErr w:type="spellEnd"/>
+      <w:r>
+        <w:rPr>
+          <w:rFonts w:ascii="TH Sarabun New" w:hAnsi="TH Sarabun New" w:cs="TH Sarabun New"/>
+          <w:sz w:val="28"/>
+          <w:szCs w:val="28"/>
+        </w:rPr>
+        <w:t>}} {{</w:t>
+      </w:r>
+      <w:proofErr w:type="spellStart"/>
+      <w:r>
+        <w:rPr>
+          <w:rFonts w:ascii="TH Sarabun New" w:hAnsi="TH Sarabun New" w:cs="TH Sarabun New"/>
+          <w:sz w:val="28"/>
+          <w:szCs w:val="28"/>
+        </w:rPr>
+        <w:t>page_number</w:t>
+      </w:r>
+      <w:proofErr w:type="spellEnd"/>
+      <w:r>
+        <w:rPr>
+          <w:rFonts w:ascii="TH Sarabun New" w:hAnsi="TH Sarabun New" w:cs="TH Sarabun New"/>
+          <w:sz w:val="28"/>
+          <w:szCs w:val="28"/>
+        </w:rPr>
+        <w:t>}}</w:t>
       </w:r>
     </w:p>
     <w:p>
@@ -927,7 +1117,25 @@
           <w:sz w:val="28"/>
           <w:szCs w:val="28"/>
         </w:rPr>
-        <w:t>{{author_role}}</w:t>
+        <w:t>{{</w:t>
+      </w:r>
+      <w:proofErr w:type="spellStart"/>
+      <w:r>
+        <w:rPr>
+          <w:rFonts w:ascii="TH Sarabun New" w:hAnsi="TH Sarabun New" w:cs="TH Sarabun New"/>
+          <w:sz w:val="28"/>
+          <w:szCs w:val="28"/>
+        </w:rPr>
+        <w:t>author_role</w:t>
+      </w:r>
+      <w:proofErr w:type="spellEnd"/>
+      <w:r>
+        <w:rPr>
+          <w:rFonts w:ascii="TH Sarabun New" w:hAnsi="TH Sarabun New" w:cs="TH Sarabun New"/>
+          <w:sz w:val="28"/>
+          <w:szCs w:val="28"/>
+        </w:rPr>
+        <w:t>}}</w:t>
       </w:r>
       <w:r>
         <w:rPr>
@@ -953,7 +1161,16 @@
           <w:sz w:val="28"/>
           <w:szCs w:val="28"/>
         </w:rPr>
-        <w:t xml:space="preserve"> {{quartile</w:t>
+        <w:t xml:space="preserve"> {{</w:t>
+      </w:r>
+      <w:proofErr w:type="spellStart"/>
+      <w:r>
+        <w:rPr>
+          <w:rFonts w:ascii="TH Sarabun New" w:hAnsi="TH Sarabun New" w:cs="TH Sarabun New"/>
+          <w:sz w:val="28"/>
+          <w:szCs w:val="28"/>
+        </w:rPr>
+        <w:t>quartile</w:t>
       </w:r>
       <w:r>
         <w:rPr>
@@ -963,6 +1180,7 @@
         </w:rPr>
         <w:t>_line</w:t>
       </w:r>
+      <w:proofErr w:type="spellEnd"/>
       <w:r>
         <w:rPr>
           <w:rFonts w:ascii="TH Sarabun New" w:hAnsi="TH Sarabun New" w:cs="TH Sarabun New"/>
@@ -1042,12 +1260,11 @@
     </w:p>
     <w:p>
       <w:pPr>
-        <w:ind w:right="43" w:firstLine="720"/>
-        <w:rPr>
-          <w:rFonts w:ascii="TH Sarabun New" w:hAnsi="TH Sarabun New" w:cs="TH Sarabun New" w:hint="cs"/>
-          <w:sz w:val="28"/>
-          <w:szCs w:val="28"/>
-          <w:cs/>
+        <w:ind w:left="720" w:right="43" w:firstLine="720"/>
+        <w:rPr>
+          <w:rFonts w:ascii="TH Sarabun New" w:hAnsi="TH Sarabun New" w:cs="TH Sarabun New"/>
+          <w:sz w:val="28"/>
+          <w:szCs w:val="28"/>
         </w:rPr>
       </w:pPr>
       <w:r>
@@ -1056,16 +1273,26 @@
           <w:color w:val="000000"/>
           <w:sz w:val="28"/>
         </w:rPr>
-        <w:t>{{document</w:t>
-      </w:r>
+        <w:t>{{</w:t>
+      </w:r>
+      <w:proofErr w:type="spellStart"/>
       <w:r>
         <w:rPr>
           <w:rFonts w:ascii="TH Sarabun New" w:hAnsi="TH Sarabun New" w:cs="TH Sarabun New"/>
           <w:color w:val="000000"/>
           <w:sz w:val="28"/>
         </w:rPr>
+        <w:t>document</w:t>
+      </w:r>
+      <w:r>
+        <w:rPr>
+          <w:rFonts w:ascii="TH Sarabun New" w:hAnsi="TH Sarabun New" w:cs="TH Sarabun New"/>
+          <w:color w:val="000000"/>
+          <w:sz w:val="28"/>
+        </w:rPr>
         <w:t>_line</w:t>
       </w:r>
+      <w:proofErr w:type="spellEnd"/>
       <w:r>
         <w:rPr>
           <w:rFonts w:ascii="TH Sarabun New" w:hAnsi="TH Sarabun New" w:cs="TH Sarabun New"/>
@@ -1078,7 +1305,7 @@
     <w:p>
       <w:pPr>
         <w:rPr>
-          <w:rFonts w:ascii="TH Sarabun New" w:hAnsi="TH Sarabun New" w:cs="TH Sarabun New"/>
+          <w:rFonts w:ascii="TH Sarabun New" w:hAnsi="TH Sarabun New" w:cs="TH Sarabun New" w:hint="cs"/>
           <w:sz w:val="28"/>
           <w:szCs w:val="28"/>
           <w:cs/>
@@ -1300,7 +1527,25 @@
           <w:sz w:val="28"/>
           <w:szCs w:val="28"/>
         </w:rPr>
-        <w:t xml:space="preserve">{{kku_report_year}} </w:t>
+        <w:t>{{</w:t>
+      </w:r>
+      <w:proofErr w:type="spellStart"/>
+      <w:r>
+        <w:rPr>
+          <w:rFonts w:ascii="TH Sarabun New" w:hAnsi="TH Sarabun New" w:cs="TH Sarabun New"/>
+          <w:sz w:val="28"/>
+          <w:szCs w:val="28"/>
+        </w:rPr>
+        <w:t>kku_report_year</w:t>
+      </w:r>
+      <w:proofErr w:type="spellEnd"/>
+      <w:r>
+        <w:rPr>
+          <w:rFonts w:ascii="TH Sarabun New" w:hAnsi="TH Sarabun New" w:cs="TH Sarabun New"/>
+          <w:sz w:val="28"/>
+          <w:szCs w:val="28"/>
+        </w:rPr>
+        <w:t xml:space="preserve">}} </w:t>
       </w:r>
       <w:r>
         <w:rPr>
@@ -1466,7 +1711,25 @@
           <w:sz w:val="28"/>
           <w:szCs w:val="28"/>
         </w:rPr>
-        <w:t>{{applicant_name}}</w:t>
+        <w:t>{{</w:t>
+      </w:r>
+      <w:proofErr w:type="spellStart"/>
+      <w:r>
+        <w:rPr>
+          <w:rFonts w:ascii="TH Sarabun New" w:hAnsi="TH Sarabun New" w:cs="TH Sarabun New"/>
+          <w:sz w:val="28"/>
+          <w:szCs w:val="28"/>
+        </w:rPr>
+        <w:t>applicant_name</w:t>
+      </w:r>
+      <w:proofErr w:type="spellEnd"/>
+      <w:r>
+        <w:rPr>
+          <w:rFonts w:ascii="TH Sarabun New" w:hAnsi="TH Sarabun New" w:cs="TH Sarabun New"/>
+          <w:sz w:val="28"/>
+          <w:szCs w:val="28"/>
+        </w:rPr>
+        <w:t>}}</w:t>
       </w:r>
       <w:r>
         <w:rPr>
@@ -1475,6 +1738,359 @@
           <w:szCs w:val="28"/>
         </w:rPr>
         <w:t>)</w:t>
+      </w:r>
+    </w:p>
+    <w:p>
+      <w:pPr>
+        <w:tabs>
+          <w:tab w:val="center" w:pos="5670"/>
+        </w:tabs>
+        <w:jc w:val="thaiDistribute"/>
+        <w:rPr>
+          <w:rFonts w:ascii="TH Sarabun New" w:hAnsi="TH Sarabun New" w:cs="TH Sarabun New"/>
+          <w:sz w:val="28"/>
+          <w:szCs w:val="28"/>
+        </w:rPr>
+      </w:pPr>
+    </w:p>
+    <w:p>
+      <w:pPr>
+        <w:ind w:right="-226"/>
+        <w:jc w:val="thaiDistribute"/>
+        <w:rPr>
+          <w:rFonts w:ascii="TH Sarabun New" w:hAnsi="TH Sarabun New" w:cs="TH Sarabun New"/>
+          <w:b/>
+          <w:bCs/>
+          <w:sz w:val="28"/>
+          <w:szCs w:val="28"/>
+        </w:rPr>
+      </w:pPr>
+      <w:r>
+        <w:rPr>
+          <w:rFonts w:ascii="TH Sarabun New" w:hAnsi="TH Sarabun New" w:cs="TH Sarabun New"/>
+          <w:b/>
+          <w:bCs/>
+          <w:sz w:val="28"/>
+          <w:szCs w:val="28"/>
+          <w:cs/>
+        </w:rPr>
+        <w:t>คำ</w:t>
+      </w:r>
+      <w:r>
+        <w:rPr>
+          <w:rFonts w:ascii="TH Sarabun New" w:hAnsi="TH Sarabun New" w:cs="TH Sarabun New" w:hint="cs"/>
+          <w:b/>
+          <w:bCs/>
+          <w:sz w:val="28"/>
+          <w:szCs w:val="28"/>
+          <w:cs/>
+        </w:rPr>
+        <w:t>เห็น</w:t>
+      </w:r>
+      <w:r>
+        <w:rPr>
+          <w:rFonts w:ascii="TH Sarabun New" w:hAnsi="TH Sarabun New" w:cs="TH Sarabun New"/>
+          <w:b/>
+          <w:bCs/>
+          <w:sz w:val="28"/>
+          <w:szCs w:val="28"/>
+          <w:cs/>
+        </w:rPr>
+        <w:t>ของหัวหน้าสาขา</w:t>
+      </w:r>
+      <w:r>
+        <w:rPr>
+          <w:rFonts w:ascii="TH Sarabun New" w:hAnsi="TH Sarabun New" w:cs="TH Sarabun New"/>
+          <w:b/>
+          <w:bCs/>
+          <w:sz w:val="28"/>
+          <w:szCs w:val="28"/>
+          <w:cs/>
+        </w:rPr>
+        <w:t xml:space="preserve">วิชา </w:t>
+      </w:r>
+    </w:p>
+    <w:p>
+      <w:pPr>
+        <w:ind w:right="-5"/>
+        <w:rPr>
+          <w:rFonts w:ascii="TH Sarabun New" w:hAnsi="TH Sarabun New" w:cs="TH Sarabun New"/>
+          <w:sz w:val="28"/>
+          <w:szCs w:val="28"/>
+        </w:rPr>
+      </w:pPr>
+      <w:r>
+        <w:rPr>
+          <w:rFonts w:ascii="TH Sarabun New" w:hAnsi="TH Sarabun New" w:cs="TH Sarabun New"/>
+          <w:sz w:val="28"/>
+          <w:szCs w:val="28"/>
+        </w:rPr>
+        <w:t>{{</w:t>
+      </w:r>
+      <w:proofErr w:type="spellStart"/>
+      <w:r>
+        <w:rPr>
+          <w:rFonts w:ascii="TH Sarabun New" w:hAnsi="TH Sarabun New" w:cs="TH Sarabun New"/>
+          <w:sz w:val="28"/>
+          <w:szCs w:val="28"/>
+        </w:rPr>
+        <w:t>head_comment</w:t>
+      </w:r>
+      <w:proofErr w:type="spellEnd"/>
+      <w:r>
+        <w:rPr>
+          <w:rFonts w:ascii="TH Sarabun New" w:hAnsi="TH Sarabun New" w:cs="TH Sarabun New"/>
+          <w:sz w:val="28"/>
+          <w:szCs w:val="28"/>
+        </w:rPr>
+        <w:t>}}</w:t>
+      </w:r>
+    </w:p>
+    <w:p>
+      <w:pPr>
+        <w:ind w:right="-5"/>
+        <w:rPr>
+          <w:rFonts w:ascii="TH Sarabun New" w:hAnsi="TH Sarabun New" w:cs="TH Sarabun New" w:hint="cs"/>
+          <w:sz w:val="28"/>
+          <w:szCs w:val="28"/>
+          <w:cs/>
+        </w:rPr>
+      </w:pPr>
+    </w:p>
+    <w:p>
+      <w:pPr>
+        <w:ind w:left="3261" w:firstLine="720"/>
+        <w:jc w:val="thaiDistribute"/>
+        <w:rPr>
+          <w:rFonts w:ascii="TH Sarabun New" w:hAnsi="TH Sarabun New" w:cs="TH Sarabun New"/>
+          <w:sz w:val="28"/>
+          <w:szCs w:val="28"/>
+        </w:rPr>
+      </w:pPr>
+    </w:p>
+    <w:p>
+      <w:pPr>
+        <w:tabs>
+          <w:tab w:val="center" w:pos="5670"/>
+        </w:tabs>
+        <w:jc w:val="thaiDistribute"/>
+        <w:rPr>
+          <w:rFonts w:ascii="TH Sarabun New" w:hAnsi="TH Sarabun New" w:cs="TH Sarabun New"/>
+          <w:sz w:val="28"/>
+          <w:szCs w:val="28"/>
+        </w:rPr>
+      </w:pPr>
+      <w:r>
+        <w:rPr>
+          <w:rFonts w:ascii="TH Sarabun New" w:hAnsi="TH Sarabun New" w:cs="TH Sarabun New"/>
+          <w:sz w:val="28"/>
+          <w:szCs w:val="28"/>
+          <w:cs/>
+        </w:rPr>
+        <w:tab/>
+      </w:r>
+      <w:r>
+        <w:rPr>
+          <w:rFonts w:ascii="TH Sarabun New" w:hAnsi="TH Sarabun New" w:cs="TH Sarabun New"/>
+          <w:sz w:val="28"/>
+          <w:szCs w:val="28"/>
+        </w:rPr>
+        <w:t>(</w:t>
+      </w:r>
+      <w:r>
+        <w:rPr>
+          <w:rFonts w:ascii="TH Sarabun New" w:hAnsi="TH Sarabun New" w:cs="TH Sarabun New"/>
+          <w:sz w:val="28"/>
+          <w:szCs w:val="28"/>
+          <w:cs/>
+        </w:rPr>
+        <w:t>ลงชื่อ</w:t>
+      </w:r>
+      <w:r>
+        <w:rPr>
+          <w:rFonts w:ascii="TH Sarabun New" w:hAnsi="TH Sarabun New" w:cs="TH Sarabun New"/>
+          <w:sz w:val="28"/>
+          <w:szCs w:val="28"/>
+        </w:rPr>
+        <w:t xml:space="preserve">) </w:t>
+      </w:r>
+      <w:r>
+        <w:rPr>
+          <w:rFonts w:ascii="TH Sarabun New" w:hAnsi="TH Sarabun New" w:cs="TH Sarabun New"/>
+          <w:sz w:val="28"/>
+          <w:szCs w:val="28"/>
+        </w:rPr>
+        <w:t>{{</w:t>
+      </w:r>
+      <w:proofErr w:type="spellStart"/>
+      <w:r>
+        <w:rPr>
+          <w:rFonts w:ascii="TH Sarabun New" w:hAnsi="TH Sarabun New" w:cs="TH Sarabun New"/>
+          <w:sz w:val="28"/>
+          <w:szCs w:val="28"/>
+        </w:rPr>
+        <w:t>head_signature</w:t>
+      </w:r>
+      <w:proofErr w:type="spellEnd"/>
+      <w:r>
+        <w:rPr>
+          <w:rFonts w:ascii="TH Sarabun New" w:hAnsi="TH Sarabun New" w:cs="TH Sarabun New"/>
+          <w:sz w:val="28"/>
+          <w:szCs w:val="28"/>
+        </w:rPr>
+        <w:t>}}</w:t>
+      </w:r>
+    </w:p>
+    <w:p>
+      <w:pPr>
+        <w:tabs>
+          <w:tab w:val="center" w:pos="5670"/>
+        </w:tabs>
+        <w:jc w:val="thaiDistribute"/>
+        <w:rPr>
+          <w:rFonts w:ascii="TH Sarabun New" w:hAnsi="TH Sarabun New" w:cs="TH Sarabun New"/>
+          <w:sz w:val="28"/>
+          <w:szCs w:val="28"/>
+        </w:rPr>
+      </w:pPr>
+      <w:r>
+        <w:rPr>
+          <w:rFonts w:ascii="TH Sarabun New" w:hAnsi="TH Sarabun New" w:cs="TH Sarabun New"/>
+          <w:sz w:val="28"/>
+          <w:szCs w:val="28"/>
+          <w:cs/>
+        </w:rPr>
+        <w:tab/>
+      </w:r>
+      <w:r>
+        <w:rPr>
+          <w:rFonts w:ascii="TH Sarabun New" w:hAnsi="TH Sarabun New" w:cs="TH Sarabun New"/>
+          <w:sz w:val="28"/>
+          <w:szCs w:val="28"/>
+        </w:rPr>
+        <w:t>(</w:t>
+      </w:r>
+      <w:r>
+        <w:rPr>
+          <w:rFonts w:ascii="TH Sarabun New" w:hAnsi="TH Sarabun New" w:cs="TH Sarabun New"/>
+          <w:sz w:val="28"/>
+          <w:szCs w:val="28"/>
+        </w:rPr>
+        <w:t>{{</w:t>
+      </w:r>
+      <w:proofErr w:type="spellStart"/>
+      <w:r>
+        <w:rPr>
+          <w:rFonts w:ascii="TH Sarabun New" w:hAnsi="TH Sarabun New" w:cs="TH Sarabun New"/>
+          <w:sz w:val="28"/>
+          <w:szCs w:val="28"/>
+        </w:rPr>
+        <w:t>head_name</w:t>
+      </w:r>
+      <w:proofErr w:type="spellEnd"/>
+      <w:r>
+        <w:rPr>
+          <w:rFonts w:ascii="TH Sarabun New" w:hAnsi="TH Sarabun New" w:cs="TH Sarabun New"/>
+          <w:sz w:val="28"/>
+          <w:szCs w:val="28"/>
+        </w:rPr>
+        <w:t>}}</w:t>
+      </w:r>
+      <w:r>
+        <w:rPr>
+          <w:rFonts w:ascii="TH Sarabun New" w:hAnsi="TH Sarabun New" w:cs="TH Sarabun New"/>
+          <w:sz w:val="28"/>
+          <w:szCs w:val="28"/>
+        </w:rPr>
+        <w:t>)</w:t>
+      </w:r>
+    </w:p>
+    <w:p>
+      <w:pPr>
+        <w:tabs>
+          <w:tab w:val="center" w:pos="5670"/>
+        </w:tabs>
+        <w:jc w:val="thaiDistribute"/>
+        <w:rPr>
+          <w:rFonts w:ascii="TH Sarabun New" w:hAnsi="TH Sarabun New" w:cs="TH Sarabun New"/>
+          <w:sz w:val="28"/>
+          <w:szCs w:val="28"/>
+        </w:rPr>
+      </w:pPr>
+      <w:r>
+        <w:rPr>
+          <w:rFonts w:ascii="TH Sarabun New" w:hAnsi="TH Sarabun New" w:cs="TH Sarabun New"/>
+          <w:sz w:val="28"/>
+          <w:szCs w:val="28"/>
+          <w:cs/>
+        </w:rPr>
+        <w:tab/>
+      </w:r>
+      <w:r>
+        <w:rPr>
+          <w:rFonts w:ascii="TH Sarabun New" w:hAnsi="TH Sarabun New" w:cs="TH Sarabun New"/>
+          <w:sz w:val="28"/>
+          <w:szCs w:val="28"/>
+          <w:cs/>
+        </w:rPr>
+        <w:t xml:space="preserve">ตำแหน่ง </w:t>
+      </w:r>
+      <w:r>
+        <w:rPr>
+          <w:rFonts w:ascii="TH Sarabun New" w:hAnsi="TH Sarabun New" w:cs="TH Sarabun New" w:hint="cs"/>
+          <w:sz w:val="28"/>
+          <w:szCs w:val="28"/>
+          <w:cs/>
+        </w:rPr>
+        <w:t>หัวหน้าสาขาวิชาวิทยาการคอมพิวเตอร์</w:t>
+      </w:r>
+    </w:p>
+    <w:p>
+      <w:pPr>
+        <w:tabs>
+          <w:tab w:val="center" w:pos="5670"/>
+        </w:tabs>
+        <w:jc w:val="thaiDistribute"/>
+        <w:rPr>
+          <w:rFonts w:ascii="TH Sarabun New" w:hAnsi="TH Sarabun New" w:cs="TH Sarabun New"/>
+          <w:sz w:val="28"/>
+          <w:szCs w:val="28"/>
+        </w:rPr>
+      </w:pPr>
+      <w:r>
+        <w:rPr>
+          <w:rFonts w:ascii="TH Sarabun New" w:hAnsi="TH Sarabun New" w:cs="TH Sarabun New"/>
+          <w:sz w:val="28"/>
+          <w:szCs w:val="28"/>
+          <w:cs/>
+        </w:rPr>
+        <w:tab/>
+      </w:r>
+      <w:r>
+        <w:rPr>
+          <w:rFonts w:ascii="TH Sarabun New" w:hAnsi="TH Sarabun New" w:cs="TH Sarabun New"/>
+          <w:sz w:val="28"/>
+          <w:szCs w:val="28"/>
+        </w:rPr>
+        <w:t>{{</w:t>
+      </w:r>
+      <w:proofErr w:type="spellStart"/>
+      <w:r>
+        <w:rPr>
+          <w:rFonts w:ascii="TH Sarabun New" w:hAnsi="TH Sarabun New" w:cs="TH Sarabun New"/>
+          <w:sz w:val="28"/>
+          <w:szCs w:val="28"/>
+        </w:rPr>
+        <w:t>head_approved_date</w:t>
+      </w:r>
+      <w:proofErr w:type="spellEnd"/>
+      <w:r>
+        <w:rPr>
+          <w:rFonts w:ascii="TH Sarabun New" w:hAnsi="TH Sarabun New" w:cs="TH Sarabun New"/>
+          <w:sz w:val="28"/>
+          <w:szCs w:val="28"/>
+        </w:rPr>
+        <w:t>}}</w:t>
       </w:r>
     </w:p>
     <w:sectPr>
@@ -1678,8 +2294,19 @@
         <w:szCs w:val="28"/>
         <w:cs/>
       </w:rPr>
-      <w:t xml:space="preserve"> กท</w:t>
+      <w:t xml:space="preserve"> </w:t>
     </w:r>
+    <w:proofErr w:type="spellStart"/>
+    <w:r>
+      <w:rPr>
+        <w:rFonts w:ascii="Angsana New" w:hAnsi="Angsana New"/>
+        <w:sz w:val="28"/>
+        <w:szCs w:val="28"/>
+        <w:cs/>
+      </w:rPr>
+      <w:t>กท</w:t>
+    </w:r>
+    <w:proofErr w:type="spellEnd"/>
     <w:r>
       <w:rPr>
         <w:rFonts w:ascii="Angsana New" w:hAnsi="Angsana New" w:hint="cs"/>

--- a/publication_reward_template.docx
+++ b/publication_reward_template.docx
@@ -135,12 +135,9 @@
           <w:szCs w:val="30"/>
           <w:cs/>
         </w:rPr>
-        <w:t>เงินรางวัลการตีพิมพ์เผยแพร่ผลงานวิจัยที่ได้รับการตีพิมพ์ในสาขาวิทยาศาสตร์และเทคโนโลยี</w:t>
-      </w:r>
-    </w:p>
-    <w:p>
-      <w:pPr>
-        <w:jc w:val="right"/>
+        <w:t>เงินรางวัล</w:t>
+      </w:r>
+      <w:r>
         <w:rPr>
           <w:rFonts w:ascii="TH Sarabun New" w:hAnsi="TH Sarabun New" w:cs="TH Sarabun New"/>
           <w:b/>
@@ -149,6 +146,44 @@
           <w:sz w:val="30"/>
           <w:szCs w:val="30"/>
         </w:rPr>
+        <w:t>/</w:t>
+      </w:r>
+      <w:r>
+        <w:rPr>
+          <w:rFonts w:ascii="TH Sarabun New" w:hAnsi="TH Sarabun New" w:cs="TH Sarabun New"/>
+          <w:b/>
+          <w:bCs/>
+          <w:color w:val="000000"/>
+          <w:sz w:val="30"/>
+          <w:szCs w:val="30"/>
+          <w:cs/>
+        </w:rPr>
+        <w:t>เงินสมทบค่าธรรมเนียมที่ทางวารสารเรียกเก็บสำหรับการตีพิมพ์</w:t>
+      </w:r>
+      <w:r>
+        <w:rPr>
+          <w:rFonts w:ascii="TH Sarabun New" w:hAnsi="TH Sarabun New" w:cs="TH Sarabun New"/>
+          <w:b/>
+          <w:bCs/>
+          <w:color w:val="000000"/>
+          <w:sz w:val="30"/>
+          <w:szCs w:val="30"/>
+          <w:cs/>
+        </w:rPr>
+        <w:t>การตีพิมพ์เผยแพร่ผลงานวิจัยที่ได้รับการตีพิมพ์ในสาขาวิทยาศาสตร์และเทคโนโลยี</w:t>
+      </w:r>
+    </w:p>
+    <w:p>
+      <w:pPr>
+        <w:jc w:val="right"/>
+        <w:rPr>
+          <w:rFonts w:ascii="TH Sarabun New" w:hAnsi="TH Sarabun New" w:cs="TH Sarabun New"/>
+          <w:b/>
+          <w:bCs/>
+          <w:color w:val="000000"/>
+          <w:sz w:val="30"/>
+          <w:szCs w:val="30"/>
+        </w:rPr>
       </w:pPr>
     </w:p>
     <w:p>
@@ -836,16 +871,42 @@
           <w:szCs w:val="28"/>
           <w:cs/>
         </w:rPr>
-        <w:t>เป็นค่า</w:t>
-      </w:r>
-      <w:r>
-        <w:rPr>
-          <w:rFonts w:ascii="TH Sarabun New" w:hAnsi="TH Sarabun New" w:cs="TH Sarabun New"/>
-          <w:sz w:val="28"/>
-          <w:szCs w:val="28"/>
-          <w:cs/>
-        </w:rPr>
-        <w:t>ตอบแทนผลงานวิจัยที่ได้รับการตีพิมพ์ในวารสา</w:t>
+        <w:t>เป็น</w:t>
+      </w:r>
+      <w:r>
+        <w:rPr>
+          <w:rFonts w:ascii="TH Sarabun New" w:hAnsi="TH Sarabun New" w:cs="TH Sarabun New" w:hint="cs"/>
+          <w:sz w:val="28"/>
+          <w:szCs w:val="28"/>
+          <w:cs/>
+        </w:rPr>
+        <w:t>เงินรางวัล</w:t>
+      </w:r>
+      <w:r>
+        <w:rPr>
+          <w:rFonts w:ascii="TH Sarabun New" w:hAnsi="TH Sarabun New" w:cs="TH Sarabun New"/>
+          <w:sz w:val="28"/>
+          <w:szCs w:val="28"/>
+        </w:rPr>
+        <w:t>/</w:t>
+      </w:r>
+      <w:r>
+        <w:rPr>
+          <w:rFonts w:ascii="TH Sarabun New" w:hAnsi="TH Sarabun New" w:cs="TH Sarabun New"/>
+          <w:sz w:val="28"/>
+          <w:szCs w:val="28"/>
+          <w:cs/>
+        </w:rPr>
+        <w:t>เงินสมทบค่าธรรมเนียมที่ทางวารสารเรียกเก็บสำหรับการตีพิมพ์</w:t>
+      </w:r>
+      <w:r>
+        <w:rPr>
+          <w:rFonts w:ascii="TH Sarabun New" w:hAnsi="TH Sarabun New" w:cs="TH Sarabun New"/>
+          <w:sz w:val="28"/>
+          <w:szCs w:val="28"/>
+          <w:cs/>
+        </w:rPr>
+        <w:t>ผลงานวิจัยที่ได้รับการตีพิมพ์ในวารสา</w:t>
       </w:r>
       <w:r>
         <w:rPr>
@@ -1850,7 +1911,7 @@
       <w:pPr>
         <w:ind w:right="-5"/>
         <w:rPr>
-          <w:rFonts w:ascii="TH Sarabun New" w:hAnsi="TH Sarabun New" w:cs="TH Sarabun New" w:hint="cs"/>
+          <w:rFonts w:ascii="TH Sarabun New" w:hAnsi="TH Sarabun New" w:cs="TH Sarabun New"/>
           <w:sz w:val="28"/>
           <w:szCs w:val="28"/>
           <w:cs/>

--- a/publication_reward_template.docx
+++ b/publication_reward_template.docx
@@ -158,7 +158,7 @@
           <w:szCs w:val="30"/>
           <w:cs/>
         </w:rPr>
-        <w:t>เงินสมทบค่าธรรมเนียมที่ทางวารสารเรียกเก็บสำหรับการตีพิมพ์</w:t>
+        <w:t>เงินสมทบค่าธรรมเนียมที่ทางวารสารเรียกเก็บสำหรับการตีพิมพ์ (</w:t>
       </w:r>
       <w:r>
         <w:rPr>
@@ -168,21 +168,79 @@
           <w:color w:val="000000"/>
           <w:sz w:val="30"/>
           <w:szCs w:val="30"/>
-          <w:cs/>
-        </w:rPr>
-        <w:t>การตีพิมพ์เผยแพร่ผลงานวิจัยที่ได้รับการตีพิมพ์ในสาขาวิทยาศาสตร์และเทคโนโลยี</w:t>
-      </w:r>
-    </w:p>
-    <w:p>
-      <w:pPr>
-        <w:jc w:val="right"/>
-        <w:rPr>
-          <w:rFonts w:ascii="TH Sarabun New" w:hAnsi="TH Sarabun New" w:cs="TH Sarabun New"/>
+        </w:rPr>
+        <w:t>Page Charge)</w:t>
+      </w:r>
+      <w:r>
+        <w:rPr>
+          <w:rFonts w:ascii="TH Sarabun New" w:hAnsi="TH Sarabun New" w:cs="TH Sarabun New" w:hint="cs"/>
           <w:b/>
           <w:bCs/>
           <w:color w:val="000000"/>
           <w:sz w:val="30"/>
           <w:szCs w:val="30"/>
+          <w:cs/>
+        </w:rPr>
+        <w:t xml:space="preserve"> </w:t>
+      </w:r>
+      <w:r>
+        <w:rPr>
+          <w:rFonts w:ascii="TH Sarabun New" w:hAnsi="TH Sarabun New" w:cs="TH Sarabun New"/>
+          <w:b/>
+          <w:bCs/>
+          <w:color w:val="000000"/>
+          <w:sz w:val="30"/>
+          <w:szCs w:val="30"/>
+          <w:cs/>
+        </w:rPr>
+        <w:t>และค่าปรับปรุงบทความ (</w:t>
+      </w:r>
+      <w:r>
+        <w:rPr>
+          <w:rFonts w:ascii="TH Sarabun New" w:hAnsi="TH Sarabun New" w:cs="TH Sarabun New"/>
+          <w:b/>
+          <w:bCs/>
+          <w:color w:val="000000"/>
+          <w:sz w:val="30"/>
+          <w:szCs w:val="30"/>
+        </w:rPr>
+        <w:t>Manuscript Editing Service)</w:t>
+      </w:r>
+      <w:r>
+        <w:rPr>
+          <w:rFonts w:ascii="TH Sarabun New" w:hAnsi="TH Sarabun New" w:cs="TH Sarabun New" w:hint="cs"/>
+          <w:b/>
+          <w:bCs/>
+          <w:color w:val="000000"/>
+          <w:sz w:val="30"/>
+          <w:szCs w:val="30"/>
+          <w:cs/>
+        </w:rPr>
+        <w:t xml:space="preserve"> </w:t>
+      </w:r>
+      <w:r>
+        <w:rPr>
+          <w:rFonts w:ascii="TH Sarabun New" w:hAnsi="TH Sarabun New" w:cs="TH Sarabun New"/>
+          <w:b/>
+          <w:bCs/>
+          <w:color w:val="000000"/>
+          <w:sz w:val="30"/>
+          <w:szCs w:val="30"/>
+          <w:cs/>
+        </w:rPr>
+        <w:t>เผยแพร่ผลงานวิจัยที่ได้รับการตีพิมพ์ในสาขาวิทยาศาสตร์และเทคโนโลยี</w:t>
+      </w:r>
+    </w:p>
+    <w:p>
+      <w:pPr>
+        <w:jc w:val="right"/>
+        <w:rPr>
+          <w:rFonts w:ascii="TH Sarabun New" w:hAnsi="TH Sarabun New" w:cs="TH Sarabun New"/>
+          <w:b/>
+          <w:bCs/>
+          <w:color w:val="000000"/>
+          <w:sz w:val="30"/>
+          <w:szCs w:val="30"/>
         </w:rPr>
       </w:pPr>
     </w:p>
@@ -1366,7 +1424,7 @@
     <w:p>
       <w:pPr>
         <w:rPr>
-          <w:rFonts w:ascii="TH Sarabun New" w:hAnsi="TH Sarabun New" w:cs="TH Sarabun New" w:hint="cs"/>
+          <w:rFonts w:ascii="TH Sarabun New" w:hAnsi="TH Sarabun New" w:cs="TH Sarabun New"/>
           <w:sz w:val="28"/>
           <w:szCs w:val="28"/>
           <w:cs/>
@@ -1744,7 +1802,7 @@
         </w:tabs>
         <w:jc w:val="thaiDistribute"/>
         <w:rPr>
-          <w:rFonts w:ascii="TH Sarabun New" w:hAnsi="TH Sarabun New" w:cs="TH Sarabun New"/>
+          <w:rFonts w:ascii="TH Sarabun New" w:hAnsi="TH Sarabun New" w:cs="TH Sarabun New" w:hint="cs"/>
           <w:sz w:val="28"/>
           <w:szCs w:val="28"/>
         </w:rPr>
@@ -1799,359 +1857,6 @@
           <w:szCs w:val="28"/>
         </w:rPr>
         <w:t>)</w:t>
-      </w:r>
-    </w:p>
-    <w:p>
-      <w:pPr>
-        <w:tabs>
-          <w:tab w:val="center" w:pos="5670"/>
-        </w:tabs>
-        <w:jc w:val="thaiDistribute"/>
-        <w:rPr>
-          <w:rFonts w:ascii="TH Sarabun New" w:hAnsi="TH Sarabun New" w:cs="TH Sarabun New"/>
-          <w:sz w:val="28"/>
-          <w:szCs w:val="28"/>
-        </w:rPr>
-      </w:pPr>
-    </w:p>
-    <w:p>
-      <w:pPr>
-        <w:ind w:right="-226"/>
-        <w:jc w:val="thaiDistribute"/>
-        <w:rPr>
-          <w:rFonts w:ascii="TH Sarabun New" w:hAnsi="TH Sarabun New" w:cs="TH Sarabun New"/>
-          <w:b/>
-          <w:bCs/>
-          <w:sz w:val="28"/>
-          <w:szCs w:val="28"/>
-        </w:rPr>
-      </w:pPr>
-      <w:r>
-        <w:rPr>
-          <w:rFonts w:ascii="TH Sarabun New" w:hAnsi="TH Sarabun New" w:cs="TH Sarabun New"/>
-          <w:b/>
-          <w:bCs/>
-          <w:sz w:val="28"/>
-          <w:szCs w:val="28"/>
-          <w:cs/>
-        </w:rPr>
-        <w:t>คำ</w:t>
-      </w:r>
-      <w:r>
-        <w:rPr>
-          <w:rFonts w:ascii="TH Sarabun New" w:hAnsi="TH Sarabun New" w:cs="TH Sarabun New" w:hint="cs"/>
-          <w:b/>
-          <w:bCs/>
-          <w:sz w:val="28"/>
-          <w:szCs w:val="28"/>
-          <w:cs/>
-        </w:rPr>
-        <w:t>เห็น</w:t>
-      </w:r>
-      <w:r>
-        <w:rPr>
-          <w:rFonts w:ascii="TH Sarabun New" w:hAnsi="TH Sarabun New" w:cs="TH Sarabun New"/>
-          <w:b/>
-          <w:bCs/>
-          <w:sz w:val="28"/>
-          <w:szCs w:val="28"/>
-          <w:cs/>
-        </w:rPr>
-        <w:t>ของหัวหน้าสาขา</w:t>
-      </w:r>
-      <w:r>
-        <w:rPr>
-          <w:rFonts w:ascii="TH Sarabun New" w:hAnsi="TH Sarabun New" w:cs="TH Sarabun New"/>
-          <w:b/>
-          <w:bCs/>
-          <w:sz w:val="28"/>
-          <w:szCs w:val="28"/>
-          <w:cs/>
-        </w:rPr>
-        <w:t xml:space="preserve">วิชา </w:t>
-      </w:r>
-    </w:p>
-    <w:p>
-      <w:pPr>
-        <w:ind w:right="-5"/>
-        <w:rPr>
-          <w:rFonts w:ascii="TH Sarabun New" w:hAnsi="TH Sarabun New" w:cs="TH Sarabun New"/>
-          <w:sz w:val="28"/>
-          <w:szCs w:val="28"/>
-        </w:rPr>
-      </w:pPr>
-      <w:r>
-        <w:rPr>
-          <w:rFonts w:ascii="TH Sarabun New" w:hAnsi="TH Sarabun New" w:cs="TH Sarabun New"/>
-          <w:sz w:val="28"/>
-          <w:szCs w:val="28"/>
-        </w:rPr>
-        <w:t>{{</w:t>
-      </w:r>
-      <w:proofErr w:type="spellStart"/>
-      <w:r>
-        <w:rPr>
-          <w:rFonts w:ascii="TH Sarabun New" w:hAnsi="TH Sarabun New" w:cs="TH Sarabun New"/>
-          <w:sz w:val="28"/>
-          <w:szCs w:val="28"/>
-        </w:rPr>
-        <w:t>head_comment</w:t>
-      </w:r>
-      <w:proofErr w:type="spellEnd"/>
-      <w:r>
-        <w:rPr>
-          <w:rFonts w:ascii="TH Sarabun New" w:hAnsi="TH Sarabun New" w:cs="TH Sarabun New"/>
-          <w:sz w:val="28"/>
-          <w:szCs w:val="28"/>
-        </w:rPr>
-        <w:t>}}</w:t>
-      </w:r>
-    </w:p>
-    <w:p>
-      <w:pPr>
-        <w:ind w:right="-5"/>
-        <w:rPr>
-          <w:rFonts w:ascii="TH Sarabun New" w:hAnsi="TH Sarabun New" w:cs="TH Sarabun New"/>
-          <w:sz w:val="28"/>
-          <w:szCs w:val="28"/>
-          <w:cs/>
-        </w:rPr>
-      </w:pPr>
-    </w:p>
-    <w:p>
-      <w:pPr>
-        <w:ind w:left="3261" w:firstLine="720"/>
-        <w:jc w:val="thaiDistribute"/>
-        <w:rPr>
-          <w:rFonts w:ascii="TH Sarabun New" w:hAnsi="TH Sarabun New" w:cs="TH Sarabun New"/>
-          <w:sz w:val="28"/>
-          <w:szCs w:val="28"/>
-        </w:rPr>
-      </w:pPr>
-    </w:p>
-    <w:p>
-      <w:pPr>
-        <w:tabs>
-          <w:tab w:val="center" w:pos="5670"/>
-        </w:tabs>
-        <w:jc w:val="thaiDistribute"/>
-        <w:rPr>
-          <w:rFonts w:ascii="TH Sarabun New" w:hAnsi="TH Sarabun New" w:cs="TH Sarabun New"/>
-          <w:sz w:val="28"/>
-          <w:szCs w:val="28"/>
-        </w:rPr>
-      </w:pPr>
-      <w:r>
-        <w:rPr>
-          <w:rFonts w:ascii="TH Sarabun New" w:hAnsi="TH Sarabun New" w:cs="TH Sarabun New"/>
-          <w:sz w:val="28"/>
-          <w:szCs w:val="28"/>
-          <w:cs/>
-        </w:rPr>
-        <w:tab/>
-      </w:r>
-      <w:r>
-        <w:rPr>
-          <w:rFonts w:ascii="TH Sarabun New" w:hAnsi="TH Sarabun New" w:cs="TH Sarabun New"/>
-          <w:sz w:val="28"/>
-          <w:szCs w:val="28"/>
-        </w:rPr>
-        <w:t>(</w:t>
-      </w:r>
-      <w:r>
-        <w:rPr>
-          <w:rFonts w:ascii="TH Sarabun New" w:hAnsi="TH Sarabun New" w:cs="TH Sarabun New"/>
-          <w:sz w:val="28"/>
-          <w:szCs w:val="28"/>
-          <w:cs/>
-        </w:rPr>
-        <w:t>ลงชื่อ</w:t>
-      </w:r>
-      <w:r>
-        <w:rPr>
-          <w:rFonts w:ascii="TH Sarabun New" w:hAnsi="TH Sarabun New" w:cs="TH Sarabun New"/>
-          <w:sz w:val="28"/>
-          <w:szCs w:val="28"/>
-        </w:rPr>
-        <w:t xml:space="preserve">) </w:t>
-      </w:r>
-      <w:r>
-        <w:rPr>
-          <w:rFonts w:ascii="TH Sarabun New" w:hAnsi="TH Sarabun New" w:cs="TH Sarabun New"/>
-          <w:sz w:val="28"/>
-          <w:szCs w:val="28"/>
-        </w:rPr>
-        <w:t>{{</w:t>
-      </w:r>
-      <w:proofErr w:type="spellStart"/>
-      <w:r>
-        <w:rPr>
-          <w:rFonts w:ascii="TH Sarabun New" w:hAnsi="TH Sarabun New" w:cs="TH Sarabun New"/>
-          <w:sz w:val="28"/>
-          <w:szCs w:val="28"/>
-        </w:rPr>
-        <w:t>head_signature</w:t>
-      </w:r>
-      <w:proofErr w:type="spellEnd"/>
-      <w:r>
-        <w:rPr>
-          <w:rFonts w:ascii="TH Sarabun New" w:hAnsi="TH Sarabun New" w:cs="TH Sarabun New"/>
-          <w:sz w:val="28"/>
-          <w:szCs w:val="28"/>
-        </w:rPr>
-        <w:t>}}</w:t>
-      </w:r>
-    </w:p>
-    <w:p>
-      <w:pPr>
-        <w:tabs>
-          <w:tab w:val="center" w:pos="5670"/>
-        </w:tabs>
-        <w:jc w:val="thaiDistribute"/>
-        <w:rPr>
-          <w:rFonts w:ascii="TH Sarabun New" w:hAnsi="TH Sarabun New" w:cs="TH Sarabun New"/>
-          <w:sz w:val="28"/>
-          <w:szCs w:val="28"/>
-        </w:rPr>
-      </w:pPr>
-      <w:r>
-        <w:rPr>
-          <w:rFonts w:ascii="TH Sarabun New" w:hAnsi="TH Sarabun New" w:cs="TH Sarabun New"/>
-          <w:sz w:val="28"/>
-          <w:szCs w:val="28"/>
-          <w:cs/>
-        </w:rPr>
-        <w:tab/>
-      </w:r>
-      <w:r>
-        <w:rPr>
-          <w:rFonts w:ascii="TH Sarabun New" w:hAnsi="TH Sarabun New" w:cs="TH Sarabun New"/>
-          <w:sz w:val="28"/>
-          <w:szCs w:val="28"/>
-        </w:rPr>
-        <w:t>(</w:t>
-      </w:r>
-      <w:r>
-        <w:rPr>
-          <w:rFonts w:ascii="TH Sarabun New" w:hAnsi="TH Sarabun New" w:cs="TH Sarabun New"/>
-          <w:sz w:val="28"/>
-          <w:szCs w:val="28"/>
-        </w:rPr>
-        <w:t>{{</w:t>
-      </w:r>
-      <w:proofErr w:type="spellStart"/>
-      <w:r>
-        <w:rPr>
-          <w:rFonts w:ascii="TH Sarabun New" w:hAnsi="TH Sarabun New" w:cs="TH Sarabun New"/>
-          <w:sz w:val="28"/>
-          <w:szCs w:val="28"/>
-        </w:rPr>
-        <w:t>head_name</w:t>
-      </w:r>
-      <w:proofErr w:type="spellEnd"/>
-      <w:r>
-        <w:rPr>
-          <w:rFonts w:ascii="TH Sarabun New" w:hAnsi="TH Sarabun New" w:cs="TH Sarabun New"/>
-          <w:sz w:val="28"/>
-          <w:szCs w:val="28"/>
-        </w:rPr>
-        <w:t>}}</w:t>
-      </w:r>
-      <w:r>
-        <w:rPr>
-          <w:rFonts w:ascii="TH Sarabun New" w:hAnsi="TH Sarabun New" w:cs="TH Sarabun New"/>
-          <w:sz w:val="28"/>
-          <w:szCs w:val="28"/>
-        </w:rPr>
-        <w:t>)</w:t>
-      </w:r>
-    </w:p>
-    <w:p>
-      <w:pPr>
-        <w:tabs>
-          <w:tab w:val="center" w:pos="5670"/>
-        </w:tabs>
-        <w:jc w:val="thaiDistribute"/>
-        <w:rPr>
-          <w:rFonts w:ascii="TH Sarabun New" w:hAnsi="TH Sarabun New" w:cs="TH Sarabun New"/>
-          <w:sz w:val="28"/>
-          <w:szCs w:val="28"/>
-        </w:rPr>
-      </w:pPr>
-      <w:r>
-        <w:rPr>
-          <w:rFonts w:ascii="TH Sarabun New" w:hAnsi="TH Sarabun New" w:cs="TH Sarabun New"/>
-          <w:sz w:val="28"/>
-          <w:szCs w:val="28"/>
-          <w:cs/>
-        </w:rPr>
-        <w:tab/>
-      </w:r>
-      <w:r>
-        <w:rPr>
-          <w:rFonts w:ascii="TH Sarabun New" w:hAnsi="TH Sarabun New" w:cs="TH Sarabun New"/>
-          <w:sz w:val="28"/>
-          <w:szCs w:val="28"/>
-          <w:cs/>
-        </w:rPr>
-        <w:t xml:space="preserve">ตำแหน่ง </w:t>
-      </w:r>
-      <w:r>
-        <w:rPr>
-          <w:rFonts w:ascii="TH Sarabun New" w:hAnsi="TH Sarabun New" w:cs="TH Sarabun New" w:hint="cs"/>
-          <w:sz w:val="28"/>
-          <w:szCs w:val="28"/>
-          <w:cs/>
-        </w:rPr>
-        <w:t>หัวหน้าสาขาวิชาวิทยาการคอมพิวเตอร์</w:t>
-      </w:r>
-    </w:p>
-    <w:p>
-      <w:pPr>
-        <w:tabs>
-          <w:tab w:val="center" w:pos="5670"/>
-        </w:tabs>
-        <w:jc w:val="thaiDistribute"/>
-        <w:rPr>
-          <w:rFonts w:ascii="TH Sarabun New" w:hAnsi="TH Sarabun New" w:cs="TH Sarabun New"/>
-          <w:sz w:val="28"/>
-          <w:szCs w:val="28"/>
-        </w:rPr>
-      </w:pPr>
-      <w:r>
-        <w:rPr>
-          <w:rFonts w:ascii="TH Sarabun New" w:hAnsi="TH Sarabun New" w:cs="TH Sarabun New"/>
-          <w:sz w:val="28"/>
-          <w:szCs w:val="28"/>
-          <w:cs/>
-        </w:rPr>
-        <w:tab/>
-      </w:r>
-      <w:r>
-        <w:rPr>
-          <w:rFonts w:ascii="TH Sarabun New" w:hAnsi="TH Sarabun New" w:cs="TH Sarabun New"/>
-          <w:sz w:val="28"/>
-          <w:szCs w:val="28"/>
-        </w:rPr>
-        <w:t>{{</w:t>
-      </w:r>
-      <w:proofErr w:type="spellStart"/>
-      <w:r>
-        <w:rPr>
-          <w:rFonts w:ascii="TH Sarabun New" w:hAnsi="TH Sarabun New" w:cs="TH Sarabun New"/>
-          <w:sz w:val="28"/>
-          <w:szCs w:val="28"/>
-        </w:rPr>
-        <w:t>head_approved_date</w:t>
-      </w:r>
-      <w:proofErr w:type="spellEnd"/>
-      <w:r>
-        <w:rPr>
-          <w:rFonts w:ascii="TH Sarabun New" w:hAnsi="TH Sarabun New" w:cs="TH Sarabun New"/>
-          <w:sz w:val="28"/>
-          <w:szCs w:val="28"/>
-        </w:rPr>
-        <w:t>}}</w:t>
       </w:r>
     </w:p>
     <w:sectPr>

--- a/publication_reward_template.docx
+++ b/publication_reward_template.docx
@@ -1318,13 +1318,12 @@
           <w:rFonts w:ascii="TH Sarabun New" w:hAnsi="TH Sarabun New" w:cs="TH Sarabun New"/>
           <w:sz w:val="28"/>
           <w:szCs w:val="28"/>
-          <w:cs/>
         </w:rPr>
       </w:pPr>
     </w:p>
     <w:p>
       <w:pPr>
-        <w:ind w:right="43" w:firstLine="720"/>
+        <w:ind w:right="43"/>
         <w:jc w:val="thaiDistribute"/>
         <w:rPr>
           <w:rFonts w:ascii="TH Sarabun New" w:hAnsi="TH Sarabun New" w:cs="TH Sarabun New"/>
@@ -1335,96 +1334,317 @@
       <w:r>
         <w:rPr>
           <w:rFonts w:ascii="TH Sarabun New" w:hAnsi="TH Sarabun New" w:cs="TH Sarabun New"/>
-          <w:sz w:val="28"/>
-          <w:szCs w:val="28"/>
-          <w:cs/>
-        </w:rPr>
-        <w:t>ทั้งนี้ได้แนบ</w:t>
-      </w:r>
-      <w:r>
-        <w:rPr>
-          <w:rFonts w:ascii="TH Sarabun New" w:hAnsi="TH Sarabun New" w:cs="TH Sarabun New"/>
-          <w:sz w:val="28"/>
-          <w:szCs w:val="28"/>
-        </w:rPr>
-        <w:t xml:space="preserve"> </w:t>
-      </w:r>
-      <w:r>
-        <w:rPr>
-          <w:rFonts w:ascii="TH Sarabun New" w:hAnsi="TH Sarabun New" w:cs="TH Sarabun New" w:hint="cs"/>
-          <w:sz w:val="28"/>
-          <w:szCs w:val="28"/>
-          <w:cs/>
-        </w:rPr>
-        <w:t>หลักฐาน</w:t>
-      </w:r>
-      <w:r>
-        <w:rPr>
-          <w:rFonts w:ascii="TH Sarabun New" w:hAnsi="TH Sarabun New" w:cs="TH Sarabun New" w:hint="cs"/>
-          <w:sz w:val="28"/>
-          <w:szCs w:val="28"/>
-          <w:cs/>
-        </w:rPr>
-        <w:t>เพื่อประกอบการพิจารณา ดัง</w:t>
-      </w:r>
-      <w:r>
-        <w:rPr>
-          <w:rFonts w:ascii="TH Sarabun New" w:hAnsi="TH Sarabun New" w:cs="TH Sarabun New" w:hint="cs"/>
-          <w:sz w:val="28"/>
-          <w:szCs w:val="28"/>
-          <w:cs/>
-        </w:rPr>
-        <w:t>นี้</w:t>
+          <w:b/>
+          <w:bCs/>
+          <w:sz w:val="28"/>
+          <w:szCs w:val="28"/>
+          <w:cs/>
+        </w:rPr>
+        <w:t>ค่าปรับปรุงบทความและค่าธรรมเนียมการตีพิมพ์</w:t>
       </w:r>
     </w:p>
     <w:p>
       <w:pPr>
-        <w:ind w:left="720" w:right="43" w:firstLine="720"/>
-        <w:rPr>
-          <w:rFonts w:ascii="TH Sarabun New" w:hAnsi="TH Sarabun New" w:cs="TH Sarabun New"/>
-          <w:sz w:val="28"/>
-          <w:szCs w:val="28"/>
-        </w:rPr>
-      </w:pPr>
-      <w:r>
-        <w:rPr>
-          <w:rFonts w:ascii="TH Sarabun New" w:hAnsi="TH Sarabun New" w:cs="TH Sarabun New"/>
-          <w:color w:val="000000"/>
-          <w:sz w:val="28"/>
-        </w:rPr>
-        <w:t>{{</w:t>
+        <w:ind w:right="43"/>
+        <w:jc w:val="thaiDistribute"/>
+        <w:rPr>
+          <w:rFonts w:ascii="TH Sarabun New" w:hAnsi="TH Sarabun New" w:cs="TH Sarabun New" w:hint="cs"/>
+          <w:sz w:val="28"/>
+          <w:szCs w:val="28"/>
+          <w:cs/>
+        </w:rPr>
+      </w:pPr>
+      <w:r>
+        <w:rPr>
+          <w:rFonts w:ascii="TH Sarabun New" w:hAnsi="TH Sarabun New" w:cs="TH Sarabun New"/>
+          <w:sz w:val="28"/>
+          <w:szCs w:val="28"/>
+          <w:cs/>
+        </w:rPr>
+        <w:t>ค่าธรรมเนียมที่ทางวารสารเรียกเก็บสำหรับการตีพิมพ์ (</w:t>
+      </w:r>
+      <w:r>
+        <w:rPr>
+          <w:rFonts w:ascii="TH Sarabun New" w:hAnsi="TH Sarabun New" w:cs="TH Sarabun New"/>
+          <w:sz w:val="28"/>
+          <w:szCs w:val="28"/>
+        </w:rPr>
+        <w:t>Page Charge)</w:t>
+      </w:r>
+      <w:r>
+        <w:rPr>
+          <w:rFonts w:ascii="TH Sarabun New" w:hAnsi="TH Sarabun New" w:cs="TH Sarabun New"/>
+          <w:sz w:val="28"/>
+          <w:szCs w:val="28"/>
+        </w:rPr>
+        <w:t xml:space="preserve"> {{</w:t>
       </w:r>
       <w:proofErr w:type="spellStart"/>
       <w:r>
         <w:rPr>
           <w:rFonts w:ascii="TH Sarabun New" w:hAnsi="TH Sarabun New" w:cs="TH Sarabun New"/>
-          <w:color w:val="000000"/>
-          <w:sz w:val="28"/>
-        </w:rPr>
-        <w:t>document</w:t>
-      </w:r>
-      <w:r>
-        <w:rPr>
-          <w:rFonts w:ascii="TH Sarabun New" w:hAnsi="TH Sarabun New" w:cs="TH Sarabun New"/>
-          <w:color w:val="000000"/>
-          <w:sz w:val="28"/>
-        </w:rPr>
-        <w:t>_line</w:t>
+          <w:sz w:val="28"/>
+          <w:szCs w:val="28"/>
+        </w:rPr>
+        <w:t>page_charge_amount</w:t>
       </w:r>
       <w:proofErr w:type="spellEnd"/>
       <w:r>
         <w:rPr>
           <w:rFonts w:ascii="TH Sarabun New" w:hAnsi="TH Sarabun New" w:cs="TH Sarabun New"/>
-          <w:color w:val="000000"/>
-          <w:sz w:val="28"/>
-        </w:rPr>
-        <w:t>}}</w:t>
+          <w:sz w:val="28"/>
+          <w:szCs w:val="28"/>
+        </w:rPr>
+        <w:t xml:space="preserve">}} </w:t>
+      </w:r>
+      <w:r>
+        <w:rPr>
+          <w:rFonts w:ascii="TH Sarabun New" w:hAnsi="TH Sarabun New" w:cs="TH Sarabun New" w:hint="cs"/>
+          <w:sz w:val="28"/>
+          <w:szCs w:val="28"/>
+          <w:cs/>
+        </w:rPr>
+        <w:t>บาท</w:t>
       </w:r>
     </w:p>
     <w:p>
       <w:pPr>
-        <w:rPr>
-          <w:rFonts w:ascii="TH Sarabun New" w:hAnsi="TH Sarabun New" w:cs="TH Sarabun New"/>
+        <w:ind w:right="43"/>
+        <w:jc w:val="thaiDistribute"/>
+        <w:rPr>
+          <w:rFonts w:ascii="TH Sarabun New" w:hAnsi="TH Sarabun New" w:cs="TH Sarabun New"/>
+          <w:sz w:val="28"/>
+          <w:szCs w:val="28"/>
+        </w:rPr>
+      </w:pPr>
+      <w:r>
+        <w:rPr>
+          <w:rFonts w:ascii="TH Sarabun New" w:hAnsi="TH Sarabun New" w:cs="TH Sarabun New"/>
+          <w:sz w:val="28"/>
+          <w:szCs w:val="28"/>
+          <w:cs/>
+        </w:rPr>
+        <w:t>ค่าปรับปรุงบทความ</w:t>
+      </w:r>
+      <w:r>
+        <w:rPr>
+          <w:rFonts w:ascii="TH Sarabun New" w:hAnsi="TH Sarabun New" w:cs="TH Sarabun New"/>
+          <w:sz w:val="28"/>
+          <w:szCs w:val="28"/>
+        </w:rPr>
+        <w:t xml:space="preserve"> </w:t>
+      </w:r>
+      <w:r>
+        <w:rPr>
+          <w:rFonts w:ascii="TH Sarabun New" w:hAnsi="TH Sarabun New" w:cs="TH Sarabun New"/>
+          <w:sz w:val="28"/>
+          <w:szCs w:val="28"/>
+        </w:rPr>
+        <w:t>(Manuscript Editing Service)</w:t>
+      </w:r>
+      <w:r>
+        <w:rPr>
+          <w:rFonts w:ascii="TH Sarabun New" w:hAnsi="TH Sarabun New" w:cs="TH Sarabun New"/>
+          <w:sz w:val="28"/>
+          <w:szCs w:val="28"/>
+        </w:rPr>
+        <w:t xml:space="preserve"> {{</w:t>
+      </w:r>
+      <w:proofErr w:type="spellStart"/>
+      <w:r>
+        <w:rPr>
+          <w:rFonts w:ascii="TH Sarabun New" w:hAnsi="TH Sarabun New" w:cs="TH Sarabun New"/>
+          <w:sz w:val="28"/>
+          <w:szCs w:val="28"/>
+        </w:rPr>
+        <w:t>manuscript_amount</w:t>
+      </w:r>
+      <w:proofErr w:type="spellEnd"/>
+      <w:r>
+        <w:rPr>
+          <w:rFonts w:ascii="TH Sarabun New" w:hAnsi="TH Sarabun New" w:cs="TH Sarabun New"/>
+          <w:sz w:val="28"/>
+          <w:szCs w:val="28"/>
+        </w:rPr>
+        <w:t xml:space="preserve">}} </w:t>
+      </w:r>
+      <w:r>
+        <w:rPr>
+          <w:rFonts w:ascii="TH Sarabun New" w:hAnsi="TH Sarabun New" w:cs="TH Sarabun New" w:hint="cs"/>
+          <w:sz w:val="28"/>
+          <w:szCs w:val="28"/>
+          <w:cs/>
+        </w:rPr>
+        <w:t>บาท</w:t>
+      </w:r>
+    </w:p>
+    <w:p>
+      <w:pPr>
+        <w:ind w:right="43"/>
+        <w:jc w:val="thaiDistribute"/>
+        <w:rPr>
+          <w:rFonts w:ascii="TH Sarabun New" w:hAnsi="TH Sarabun New" w:cs="TH Sarabun New"/>
+          <w:sz w:val="28"/>
+          <w:szCs w:val="28"/>
+        </w:rPr>
+      </w:pPr>
+      <w:r>
+        <w:rPr>
+          <w:rFonts w:ascii="TH Sarabun New" w:hAnsi="TH Sarabun New" w:cs="TH Sarabun New" w:hint="cs"/>
+          <w:sz w:val="28"/>
+          <w:szCs w:val="28"/>
+          <w:cs/>
+        </w:rPr>
+        <w:t xml:space="preserve">รวม </w:t>
+      </w:r>
+      <w:r>
+        <w:rPr>
+          <w:rFonts w:ascii="TH Sarabun New" w:hAnsi="TH Sarabun New" w:cs="TH Sarabun New"/>
+          <w:sz w:val="28"/>
+          <w:szCs w:val="28"/>
+        </w:rPr>
+        <w:t>{{</w:t>
+      </w:r>
+      <w:proofErr w:type="spellStart"/>
+      <w:r>
+        <w:rPr>
+          <w:rFonts w:ascii="TH Sarabun New" w:hAnsi="TH Sarabun New" w:cs="TH Sarabun New"/>
+          <w:sz w:val="28"/>
+          <w:szCs w:val="28"/>
+        </w:rPr>
+        <w:t>page_charge_manuscript_total</w:t>
+      </w:r>
+      <w:proofErr w:type="spellEnd"/>
+      <w:r>
+        <w:rPr>
+          <w:rFonts w:ascii="TH Sarabun New" w:hAnsi="TH Sarabun New" w:cs="TH Sarabun New"/>
+          <w:sz w:val="28"/>
+          <w:szCs w:val="28"/>
+        </w:rPr>
+        <w:t>}}</w:t>
+      </w:r>
+    </w:p>
+    <w:p>
+      <w:pPr>
+        <w:ind w:right="43"/>
+        <w:jc w:val="thaiDistribute"/>
+        <w:rPr>
+          <w:rFonts w:ascii="TH Sarabun New" w:hAnsi="TH Sarabun New" w:cs="TH Sarabun New"/>
+          <w:b/>
+          <w:bCs/>
+          <w:sz w:val="28"/>
+          <w:szCs w:val="28"/>
+        </w:rPr>
+      </w:pPr>
+      <w:r>
+        <w:rPr>
+          <w:rFonts w:ascii="TH Sarabun New" w:hAnsi="TH Sarabun New" w:cs="TH Sarabun New" w:hint="cs"/>
+          <w:b/>
+          <w:bCs/>
+          <w:sz w:val="28"/>
+          <w:szCs w:val="28"/>
+          <w:cs/>
+        </w:rPr>
+        <w:t>จำนวนเงินที่</w:t>
+      </w:r>
+      <w:r>
+        <w:rPr>
+          <w:rFonts w:ascii="TH Sarabun New" w:hAnsi="TH Sarabun New" w:cs="TH Sarabun New"/>
+          <w:b/>
+          <w:bCs/>
+          <w:sz w:val="28"/>
+          <w:szCs w:val="28"/>
+          <w:cs/>
+        </w:rPr>
+        <w:t>มหาวิทยาลัยหรือหน่วยงานภายนอกสนับสนุน</w:t>
+      </w:r>
+    </w:p>
+    <w:p>
+      <w:pPr>
+        <w:ind w:right="43"/>
+        <w:jc w:val="thaiDistribute"/>
+        <w:rPr>
+          <w:rFonts w:ascii="TH Sarabun New" w:hAnsi="TH Sarabun New" w:cs="TH Sarabun New"/>
+          <w:sz w:val="28"/>
+          <w:szCs w:val="28"/>
+        </w:rPr>
+      </w:pPr>
+      <w:r>
+        <w:rPr>
+          <w:rFonts w:ascii="TH Sarabun New" w:hAnsi="TH Sarabun New" w:cs="TH Sarabun New"/>
+          <w:sz w:val="28"/>
+          <w:szCs w:val="28"/>
+        </w:rPr>
+        <w:t>{{</w:t>
+      </w:r>
+      <w:proofErr w:type="spellStart"/>
+      <w:r>
+        <w:rPr>
+          <w:rFonts w:ascii="TH Sarabun New" w:hAnsi="TH Sarabun New" w:cs="TH Sarabun New"/>
+          <w:sz w:val="28"/>
+          <w:szCs w:val="28"/>
+        </w:rPr>
+        <w:t>external_</w:t>
+      </w:r>
+      <w:r>
+        <w:rPr>
+          <w:rFonts w:ascii="TH Sarabun New" w:hAnsi="TH Sarabun New" w:cs="TH Sarabun New"/>
+          <w:sz w:val="28"/>
+          <w:szCs w:val="28"/>
+        </w:rPr>
+        <w:t>fund_list</w:t>
+      </w:r>
+      <w:proofErr w:type="spellEnd"/>
+      <w:r>
+        <w:rPr>
+          <w:rFonts w:ascii="TH Sarabun New" w:hAnsi="TH Sarabun New" w:cs="TH Sarabun New"/>
+          <w:sz w:val="28"/>
+          <w:szCs w:val="28"/>
+        </w:rPr>
+        <w:t>}}</w:t>
+      </w:r>
+    </w:p>
+    <w:p>
+      <w:pPr>
+        <w:ind w:right="43"/>
+        <w:jc w:val="thaiDistribute"/>
+        <w:rPr>
+          <w:rFonts w:ascii="TH Sarabun New" w:hAnsi="TH Sarabun New" w:cs="TH Sarabun New"/>
+          <w:sz w:val="28"/>
+          <w:szCs w:val="28"/>
+        </w:rPr>
+      </w:pPr>
+      <w:r>
+        <w:rPr>
+          <w:rFonts w:ascii="TH Sarabun New" w:hAnsi="TH Sarabun New" w:cs="TH Sarabun New"/>
+          <w:sz w:val="28"/>
+          <w:szCs w:val="28"/>
+        </w:rPr>
+        <w:t>{{</w:t>
+      </w:r>
+      <w:proofErr w:type="spellStart"/>
+      <w:r>
+        <w:rPr>
+          <w:rFonts w:ascii="TH Sarabun New" w:hAnsi="TH Sarabun New" w:cs="TH Sarabun New"/>
+          <w:sz w:val="28"/>
+          <w:szCs w:val="28"/>
+        </w:rPr>
+        <w:t>external_fund_total</w:t>
+      </w:r>
+      <w:proofErr w:type="spellEnd"/>
+      <w:r>
+        <w:rPr>
+          <w:rFonts w:ascii="TH Sarabun New" w:hAnsi="TH Sarabun New" w:cs="TH Sarabun New"/>
+          <w:sz w:val="28"/>
+          <w:szCs w:val="28"/>
+        </w:rPr>
+        <w:t>}}</w:t>
+      </w:r>
+    </w:p>
+    <w:p>
+      <w:pPr>
+        <w:rPr>
+          <w:rFonts w:ascii="TH Sarabun New" w:hAnsi="TH Sarabun New" w:cs="TH Sarabun New" w:hint="cs"/>
           <w:sz w:val="28"/>
           <w:szCs w:val="28"/>
           <w:cs/>
@@ -1439,6 +1659,127 @@
         </w:rPr>
         <w:br w:type="page"/>
       </w:r>
+    </w:p>
+    <w:p>
+      <w:pPr>
+        <w:ind w:right="43"/>
+        <w:jc w:val="thaiDistribute"/>
+        <w:rPr>
+          <w:rFonts w:ascii="TH Sarabun New" w:hAnsi="TH Sarabun New" w:cs="TH Sarabun New"/>
+          <w:sz w:val="28"/>
+          <w:szCs w:val="28"/>
+        </w:rPr>
+      </w:pPr>
+    </w:p>
+    <w:p>
+      <w:pPr>
+        <w:ind w:right="43"/>
+        <w:jc w:val="thaiDistribute"/>
+        <w:rPr>
+          <w:rFonts w:ascii="TH Sarabun New" w:hAnsi="TH Sarabun New" w:cs="TH Sarabun New"/>
+          <w:sz w:val="28"/>
+          <w:szCs w:val="28"/>
+        </w:rPr>
+      </w:pPr>
+      <w:r>
+        <w:rPr>
+          <w:rFonts w:ascii="TH Sarabun New" w:hAnsi="TH Sarabun New" w:cs="TH Sarabun New"/>
+          <w:sz w:val="28"/>
+          <w:szCs w:val="28"/>
+          <w:cs/>
+        </w:rPr>
+        <w:t>ทั้งนี้ได้แนบ</w:t>
+      </w:r>
+      <w:r>
+        <w:rPr>
+          <w:rFonts w:ascii="TH Sarabun New" w:hAnsi="TH Sarabun New" w:cs="TH Sarabun New"/>
+          <w:sz w:val="28"/>
+          <w:szCs w:val="28"/>
+        </w:rPr>
+        <w:t xml:space="preserve"> </w:t>
+      </w:r>
+      <w:r>
+        <w:rPr>
+          <w:rFonts w:ascii="TH Sarabun New" w:hAnsi="TH Sarabun New" w:cs="TH Sarabun New" w:hint="cs"/>
+          <w:sz w:val="28"/>
+          <w:szCs w:val="28"/>
+          <w:cs/>
+        </w:rPr>
+        <w:t>หลักฐาน</w:t>
+      </w:r>
+      <w:r>
+        <w:rPr>
+          <w:rFonts w:ascii="TH Sarabun New" w:hAnsi="TH Sarabun New" w:cs="TH Sarabun New" w:hint="cs"/>
+          <w:sz w:val="28"/>
+          <w:szCs w:val="28"/>
+          <w:cs/>
+        </w:rPr>
+        <w:t>เพื่อประกอบการพิจารณา ดัง</w:t>
+      </w:r>
+      <w:r>
+        <w:rPr>
+          <w:rFonts w:ascii="TH Sarabun New" w:hAnsi="TH Sarabun New" w:cs="TH Sarabun New" w:hint="cs"/>
+          <w:sz w:val="28"/>
+          <w:szCs w:val="28"/>
+          <w:cs/>
+        </w:rPr>
+        <w:t>นี้</w:t>
+      </w:r>
+    </w:p>
+    <w:p>
+      <w:pPr>
+        <w:ind w:right="43"/>
+        <w:jc w:val="thaiDistribute"/>
+        <w:rPr>
+          <w:rFonts w:ascii="TH Sarabun New" w:hAnsi="TH Sarabun New" w:cs="TH Sarabun New"/>
+          <w:sz w:val="28"/>
+          <w:szCs w:val="28"/>
+        </w:rPr>
+      </w:pPr>
+      <w:r>
+        <w:rPr>
+          <w:rFonts w:ascii="TH Sarabun New" w:hAnsi="TH Sarabun New" w:cs="TH Sarabun New"/>
+          <w:color w:val="000000"/>
+          <w:sz w:val="28"/>
+        </w:rPr>
+        <w:t>{{</w:t>
+      </w:r>
+      <w:proofErr w:type="spellStart"/>
+      <w:r>
+        <w:rPr>
+          <w:rFonts w:ascii="TH Sarabun New" w:hAnsi="TH Sarabun New" w:cs="TH Sarabun New"/>
+          <w:color w:val="000000"/>
+          <w:sz w:val="28"/>
+        </w:rPr>
+        <w:t>document</w:t>
+      </w:r>
+      <w:r>
+        <w:rPr>
+          <w:rFonts w:ascii="TH Sarabun New" w:hAnsi="TH Sarabun New" w:cs="TH Sarabun New"/>
+          <w:color w:val="000000"/>
+          <w:sz w:val="28"/>
+        </w:rPr>
+        <w:t>_line</w:t>
+      </w:r>
+      <w:proofErr w:type="spellEnd"/>
+      <w:r>
+        <w:rPr>
+          <w:rFonts w:ascii="TH Sarabun New" w:hAnsi="TH Sarabun New" w:cs="TH Sarabun New"/>
+          <w:color w:val="000000"/>
+          <w:sz w:val="28"/>
+        </w:rPr>
+        <w:t>}}</w:t>
+      </w:r>
+    </w:p>
+    <w:p>
+      <w:pPr>
+        <w:rPr>
+          <w:rFonts w:ascii="TH Sarabun New" w:hAnsi="TH Sarabun New" w:cs="TH Sarabun New" w:hint="cs"/>
+          <w:sz w:val="28"/>
+          <w:szCs w:val="28"/>
+          <w:cs/>
+        </w:rPr>
+      </w:pPr>
     </w:p>
     <w:p>
       <w:pPr>
@@ -1452,16 +1793,6 @@
           <w:szCs w:val="28"/>
         </w:rPr>
       </w:pPr>
-      <w:r>
-        <w:rPr>
-          <w:rFonts w:ascii="TH Sarabun New" w:hAnsi="TH Sarabun New" w:cs="TH Sarabun New"/>
-          <w:sz w:val="28"/>
-          <w:szCs w:val="28"/>
-          <w:cs/>
-        </w:rPr>
-        <w:lastRenderedPageBreak/>
-        <w:tab/>
-      </w:r>
       <w:r>
         <w:rPr>
           <w:rFonts w:ascii="TH Sarabun New" w:hAnsi="TH Sarabun New" w:cs="TH Sarabun New"/>
@@ -1487,75 +1818,29 @@
       </w:pPr>
       <w:r>
         <w:rPr>
-          <w:rFonts w:ascii="Segoe UI Symbol" w:hAnsi="Segoe UI Symbol" w:cs="Segoe UI Symbol"/>
-          <w:sz w:val="28"/>
-          <w:szCs w:val="28"/>
-        </w:rPr>
-        <w:t>☑</w:t>
-      </w:r>
-      <w:r>
-        <w:rPr>
-          <w:rFonts w:ascii="TH Sarabun New" w:hAnsi="TH Sarabun New" w:cs="TH Sarabun New"/>
-          <w:sz w:val="28"/>
-          <w:szCs w:val="28"/>
-        </w:rPr>
-        <w:t xml:space="preserve"> </w:t>
-      </w:r>
-      <w:r>
-        <w:rPr>
-          <w:rFonts w:ascii="TH Sarabun New" w:hAnsi="TH Sarabun New" w:cs="TH Sarabun New" w:hint="cs"/>
-          <w:sz w:val="28"/>
-          <w:szCs w:val="28"/>
-          <w:cs/>
-        </w:rPr>
-        <w:t>ผลงานตีพิมพ์ที่ขอรับการสนับสนุน</w:t>
-      </w:r>
-      <w:r>
-        <w:rPr>
-          <w:rFonts w:ascii="TH Sarabun New" w:hAnsi="TH Sarabun New" w:cs="TH Sarabun New" w:hint="cs"/>
-          <w:sz w:val="28"/>
-          <w:szCs w:val="28"/>
-          <w:u w:val="single"/>
-          <w:cs/>
-        </w:rPr>
-        <w:t>ไม่</w:t>
-      </w:r>
-      <w:r>
-        <w:rPr>
-          <w:rFonts w:ascii="TH Sarabun New" w:hAnsi="TH Sarabun New" w:cs="TH Sarabun New" w:hint="cs"/>
-          <w:sz w:val="28"/>
-          <w:szCs w:val="28"/>
-          <w:u w:val="single"/>
-          <w:cs/>
-        </w:rPr>
-        <w:t>เคย</w:t>
-      </w:r>
-      <w:r>
-        <w:rPr>
-          <w:rFonts w:ascii="TH Sarabun New" w:hAnsi="TH Sarabun New" w:cs="TH Sarabun New" w:hint="cs"/>
-          <w:sz w:val="28"/>
-          <w:szCs w:val="28"/>
-          <w:cs/>
-        </w:rPr>
-        <w:t>ได้รับการจัดสรรทุนของมหาวิทยาลัย และทุนส่งเสริมการวิจัยจากกองทุน</w:t>
-      </w:r>
-      <w:r>
-        <w:rPr>
-          <w:rFonts w:ascii="TH Sarabun New" w:hAnsi="TH Sarabun New" w:cs="TH Sarabun New" w:hint="cs"/>
-          <w:sz w:val="28"/>
-          <w:szCs w:val="28"/>
-          <w:cs/>
-        </w:rPr>
-        <w:t xml:space="preserve">วิจัย </w:t>
-      </w:r>
-      <w:r>
-        <w:rPr>
-          <w:rFonts w:ascii="TH Sarabun New" w:hAnsi="TH Sarabun New" w:cs="TH Sarabun New"/>
-          <w:sz w:val="28"/>
-          <w:szCs w:val="28"/>
-          <w:cs/>
-        </w:rPr>
-        <w:t>นวัตกรรม และบริการวิชาการ วิทยาลัยการคอมพิวเตอร์</w:t>
+          <w:rFonts w:ascii="TH Sarabun New" w:hAnsi="TH Sarabun New" w:cs="TH Sarabun New"/>
+          <w:sz w:val="28"/>
+          <w:szCs w:val="28"/>
+        </w:rPr>
+        <w:t>{{</w:t>
+      </w:r>
+      <w:proofErr w:type="spellStart"/>
+      <w:r>
+        <w:rPr>
+          <w:rFonts w:ascii="TH Sarabun New" w:hAnsi="TH Sarabun New" w:cs="TH Sarabun New"/>
+          <w:sz w:val="28"/>
+          <w:szCs w:val="28"/>
+        </w:rPr>
+        <w:t>end_of_contract</w:t>
+      </w:r>
+      <w:proofErr w:type="spellEnd"/>
+      <w:r>
+        <w:rPr>
+          <w:rFonts w:ascii="TH Sarabun New" w:hAnsi="TH Sarabun New" w:cs="TH Sarabun New"/>
+          <w:sz w:val="28"/>
+          <w:szCs w:val="28"/>
+        </w:rPr>
+        <w:t>}}</w:t>
       </w:r>
     </w:p>
     <w:p>
@@ -1569,124 +1854,6 @@
           <w:rFonts w:ascii="TH Sarabun New" w:hAnsi="TH Sarabun New" w:cs="TH Sarabun New"/>
           <w:sz w:val="28"/>
           <w:szCs w:val="28"/>
-          <w:cs/>
-        </w:rPr>
-      </w:pPr>
-      <w:r>
-        <w:rPr>
-          <w:rFonts w:ascii="Segoe UI Symbol" w:hAnsi="Segoe UI Symbol" w:cs="Segoe UI Symbol"/>
-          <w:sz w:val="28"/>
-          <w:szCs w:val="28"/>
-        </w:rPr>
-        <w:t>☑</w:t>
-      </w:r>
-      <w:r>
-        <w:rPr>
-          <w:rFonts w:ascii="TH Sarabun New" w:hAnsi="TH Sarabun New" w:cs="TH Sarabun New"/>
-          <w:sz w:val="28"/>
-          <w:szCs w:val="28"/>
-        </w:rPr>
-        <w:t xml:space="preserve"> </w:t>
-      </w:r>
-      <w:r>
-        <w:rPr>
-          <w:rFonts w:ascii="TH Sarabun New" w:hAnsi="TH Sarabun New" w:cs="TH Sarabun New"/>
-          <w:sz w:val="28"/>
-          <w:szCs w:val="28"/>
-          <w:cs/>
-        </w:rPr>
-        <w:t>จะปฏิบัติตามระเบียบมหาวิทยาลัยขอนแก่น ว่าด้วยกองทุน</w:t>
-      </w:r>
-      <w:r>
-        <w:rPr>
-          <w:rFonts w:ascii="TH Sarabun New" w:hAnsi="TH Sarabun New" w:cs="TH Sarabun New" w:hint="cs"/>
-          <w:sz w:val="28"/>
-          <w:szCs w:val="28"/>
-          <w:cs/>
-        </w:rPr>
-        <w:t>วิจัยในระดับคณะ</w:t>
-      </w:r>
-      <w:r>
-        <w:rPr>
-          <w:rFonts w:ascii="TH Sarabun New" w:hAnsi="TH Sarabun New" w:cs="TH Sarabun New"/>
-          <w:sz w:val="28"/>
-          <w:szCs w:val="28"/>
-          <w:cs/>
-        </w:rPr>
-        <w:t xml:space="preserve"> พ</w:t>
-      </w:r>
-      <w:r>
-        <w:rPr>
-          <w:rFonts w:ascii="TH Sarabun New" w:hAnsi="TH Sarabun New" w:cs="TH Sarabun New"/>
-          <w:sz w:val="28"/>
-          <w:szCs w:val="28"/>
-        </w:rPr>
-        <w:t>.</w:t>
-      </w:r>
-      <w:r>
-        <w:rPr>
-          <w:rFonts w:ascii="TH Sarabun New" w:hAnsi="TH Sarabun New" w:cs="TH Sarabun New"/>
-          <w:sz w:val="28"/>
-          <w:szCs w:val="28"/>
-          <w:cs/>
-        </w:rPr>
-        <w:t>ศ</w:t>
-      </w:r>
-      <w:r>
-        <w:rPr>
-          <w:rFonts w:ascii="TH Sarabun New" w:hAnsi="TH Sarabun New" w:cs="TH Sarabun New"/>
-          <w:sz w:val="28"/>
-          <w:szCs w:val="28"/>
-        </w:rPr>
-        <w:t xml:space="preserve">. </w:t>
-      </w:r>
-      <w:r>
-        <w:rPr>
-          <w:rFonts w:ascii="TH Sarabun New" w:hAnsi="TH Sarabun New" w:cs="TH Sarabun New"/>
-          <w:sz w:val="28"/>
-          <w:szCs w:val="28"/>
-        </w:rPr>
-        <w:t>{{</w:t>
-      </w:r>
-      <w:proofErr w:type="spellStart"/>
-      <w:r>
-        <w:rPr>
-          <w:rFonts w:ascii="TH Sarabun New" w:hAnsi="TH Sarabun New" w:cs="TH Sarabun New"/>
-          <w:sz w:val="28"/>
-          <w:szCs w:val="28"/>
-        </w:rPr>
-        <w:t>kku_report_year</w:t>
-      </w:r>
-      <w:proofErr w:type="spellEnd"/>
-      <w:r>
-        <w:rPr>
-          <w:rFonts w:ascii="TH Sarabun New" w:hAnsi="TH Sarabun New" w:cs="TH Sarabun New"/>
-          <w:sz w:val="28"/>
-          <w:szCs w:val="28"/>
-        </w:rPr>
-        <w:t xml:space="preserve">}} </w:t>
-      </w:r>
-      <w:r>
-        <w:rPr>
-          <w:rFonts w:ascii="TH Sarabun New" w:hAnsi="TH Sarabun New" w:cs="TH Sarabun New"/>
-          <w:sz w:val="28"/>
-          <w:szCs w:val="28"/>
-          <w:cs/>
-        </w:rPr>
-        <w:t>รวมถึงหลักเกณฑ์และประกาศอื่นใดที่เกี่ยวข้องทุกประการ</w:t>
-      </w:r>
-    </w:p>
-    <w:p>
-      <w:pPr>
-        <w:tabs>
-          <w:tab w:val="left" w:pos="720"/>
-        </w:tabs>
-        <w:ind w:left="284" w:hanging="284"/>
-        <w:jc w:val="thaiDistribute"/>
-        <w:rPr>
-          <w:rFonts w:ascii="TH Sarabun New" w:hAnsi="TH Sarabun New" w:cs="TH Sarabun New"/>
-          <w:sz w:val="28"/>
-          <w:szCs w:val="28"/>
         </w:rPr>
       </w:pPr>
     </w:p>
@@ -1802,7 +1969,7 @@
         </w:tabs>
         <w:jc w:val="thaiDistribute"/>
         <w:rPr>
-          <w:rFonts w:ascii="TH Sarabun New" w:hAnsi="TH Sarabun New" w:cs="TH Sarabun New" w:hint="cs"/>
+          <w:rFonts w:ascii="TH Sarabun New" w:hAnsi="TH Sarabun New" w:cs="TH Sarabun New"/>
           <w:sz w:val="28"/>
           <w:szCs w:val="28"/>
         </w:rPr>

--- a/publication_reward_template.docx
+++ b/publication_reward_template.docx
@@ -527,16 +527,16 @@
           <w:szCs w:val="28"/>
           <w:cs/>
         </w:rPr>
-        <w:t xml:space="preserve">             </w:t>
-      </w:r>
-      <w:r>
-        <w:rPr>
-          <w:rFonts w:ascii="TH Sarabun New" w:hAnsi="TH Sarabun New" w:cs="TH Sarabun New"/>
-          <w:sz w:val="28"/>
-          <w:szCs w:val="28"/>
-          <w:cs/>
-        </w:rPr>
-        <w:t xml:space="preserve"> ตำแหน่ง </w:t>
+        <w:t xml:space="preserve"> </w:t>
+      </w:r>
+      <w:r>
+        <w:rPr>
+          <w:rFonts w:ascii="TH Sarabun New" w:hAnsi="TH Sarabun New" w:cs="TH Sarabun New"/>
+          <w:sz w:val="28"/>
+          <w:szCs w:val="28"/>
+          <w:cs/>
+        </w:rPr>
+        <w:t xml:space="preserve">ตำแหน่ง </w:t>
       </w:r>
       <w:r>
         <w:rPr>
@@ -702,24 +702,33 @@
           <w:sz w:val="28"/>
           <w:szCs w:val="28"/>
         </w:rPr>
-        <w:t>. 25</w:t>
-      </w:r>
-      <w:r>
-        <w:rPr>
-          <w:rFonts w:ascii="TH Sarabun New" w:hAnsi="TH Sarabun New" w:cs="TH Sarabun New" w:hint="cs"/>
-          <w:sz w:val="28"/>
-          <w:szCs w:val="28"/>
-          <w:cs/>
-        </w:rPr>
-        <w:t>6</w:t>
-      </w:r>
-      <w:r>
-        <w:rPr>
-          <w:rFonts w:ascii="TH Sarabun New" w:hAnsi="TH Sarabun New" w:cs="TH Sarabun New"/>
-          <w:sz w:val="28"/>
-          <w:szCs w:val="28"/>
-        </w:rPr>
-        <w:t>8</w:t>
+        <w:t xml:space="preserve">. </w:t>
+      </w:r>
+      <w:r>
+        <w:rPr>
+          <w:rFonts w:ascii="TH Sarabun New" w:hAnsi="TH Sarabun New" w:cs="TH Sarabun New"/>
+          <w:sz w:val="28"/>
+          <w:szCs w:val="28"/>
+        </w:rPr>
+        <w:t>{{</w:t>
+      </w:r>
+      <w:proofErr w:type="spellStart"/>
+      <w:r>
+        <w:rPr>
+          <w:rFonts w:ascii="TH Sarabun New" w:hAnsi="TH Sarabun New" w:cs="TH Sarabun New"/>
+          <w:sz w:val="28"/>
+          <w:szCs w:val="28"/>
+        </w:rPr>
+        <w:t>kku_report_year</w:t>
+      </w:r>
+      <w:proofErr w:type="spellEnd"/>
+      <w:r>
+        <w:rPr>
+          <w:rFonts w:ascii="TH Sarabun New" w:hAnsi="TH Sarabun New" w:cs="TH Sarabun New"/>
+          <w:sz w:val="28"/>
+          <w:szCs w:val="28"/>
+        </w:rPr>
+        <w:t>}}</w:t>
       </w:r>
       <w:r>
         <w:rPr>
@@ -1228,7 +1237,7 @@
           <w:szCs w:val="28"/>
           <w:cs/>
         </w:rPr>
-        <w:t xml:space="preserve">ข้าพเจ้า     </w:t>
+        <w:t xml:space="preserve">ข้าพเจ้า </w:t>
       </w:r>
       <w:r>
         <w:rPr>
@@ -1564,9 +1573,10 @@
         <w:ind w:right="43"/>
         <w:jc w:val="thaiDistribute"/>
         <w:rPr>
-          <w:rFonts w:ascii="TH Sarabun New" w:hAnsi="TH Sarabun New" w:cs="TH Sarabun New"/>
-          <w:sz w:val="28"/>
-          <w:szCs w:val="28"/>
+          <w:rFonts w:ascii="TH Sarabun New" w:hAnsi="TH Sarabun New" w:cs="TH Sarabun New" w:hint="cs"/>
+          <w:sz w:val="28"/>
+          <w:szCs w:val="28"/>
+          <w:cs/>
         </w:rPr>
       </w:pPr>
       <w:r>

--- a/publication_reward_template.docx
+++ b/publication_reward_template.docx
@@ -1357,7 +1357,7 @@
         <w:ind w:right="43"/>
         <w:jc w:val="thaiDistribute"/>
         <w:rPr>
-          <w:rFonts w:ascii="TH Sarabun New" w:hAnsi="TH Sarabun New" w:cs="TH Sarabun New" w:hint="cs"/>
+          <w:rFonts w:ascii="TH Sarabun New" w:hAnsi="TH Sarabun New" w:cs="TH Sarabun New"/>
           <w:sz w:val="28"/>
           <w:szCs w:val="28"/>
           <w:cs/>
@@ -1504,7 +1504,25 @@
           <w:szCs w:val="28"/>
           <w:cs/>
         </w:rPr>
-        <w:t xml:space="preserve">รวม </w:t>
+        <w:t>รวม</w:t>
+      </w:r>
+      <w:r>
+        <w:rPr>
+          <w:rFonts w:ascii="TH Sarabun New" w:hAnsi="TH Sarabun New" w:cs="TH Sarabun New"/>
+          <w:sz w:val="28"/>
+          <w:szCs w:val="28"/>
+          <w:cs/>
+        </w:rPr>
+        <w:t>ค่าปรับปรุงบทความและค่าธรรมเนียมการตีพิมพ์</w:t>
+      </w:r>
+      <w:r>
+        <w:rPr>
+          <w:rFonts w:ascii="TH Sarabun New" w:hAnsi="TH Sarabun New" w:cs="TH Sarabun New" w:hint="cs"/>
+          <w:sz w:val="28"/>
+          <w:szCs w:val="28"/>
+          <w:cs/>
+        </w:rPr>
+        <w:t xml:space="preserve"> </w:t>
       </w:r>
       <w:r>
         <w:rPr>
@@ -1532,6 +1550,35 @@
         </w:rPr>
         <w:t>}}</w:t>
       </w:r>
+      <w:r>
+        <w:rPr>
+          <w:rFonts w:ascii="TH Sarabun New" w:hAnsi="TH Sarabun New" w:cs="TH Sarabun New"/>
+          <w:sz w:val="28"/>
+          <w:szCs w:val="28"/>
+        </w:rPr>
+        <w:t xml:space="preserve"> </w:t>
+      </w:r>
+      <w:r>
+        <w:rPr>
+          <w:rFonts w:ascii="TH Sarabun New" w:hAnsi="TH Sarabun New" w:cs="TH Sarabun New" w:hint="cs"/>
+          <w:sz w:val="28"/>
+          <w:szCs w:val="28"/>
+          <w:cs/>
+        </w:rPr>
+        <w:t>บาท</w:t>
+      </w:r>
+    </w:p>
+    <w:p>
+      <w:pPr>
+        <w:ind w:right="43"/>
+        <w:jc w:val="thaiDistribute"/>
+        <w:rPr>
+          <w:rFonts w:ascii="TH Sarabun New" w:hAnsi="TH Sarabun New" w:cs="TH Sarabun New"/>
+          <w:sz w:val="28"/>
+          <w:szCs w:val="28"/>
+          <w:cs/>
+        </w:rPr>
+      </w:pPr>
     </w:p>
     <w:p>
       <w:pPr>
@@ -1573,7 +1620,7 @@
         <w:ind w:right="43"/>
         <w:jc w:val="thaiDistribute"/>
         <w:rPr>
-          <w:rFonts w:ascii="TH Sarabun New" w:hAnsi="TH Sarabun New" w:cs="TH Sarabun New" w:hint="cs"/>
+          <w:rFonts w:ascii="TH Sarabun New" w:hAnsi="TH Sarabun New" w:cs="TH Sarabun New"/>
           <w:sz w:val="28"/>
           <w:szCs w:val="28"/>
           <w:cs/>
@@ -1622,8 +1669,36 @@
           <w:rFonts w:ascii="TH Sarabun New" w:hAnsi="TH Sarabun New" w:cs="TH Sarabun New"/>
           <w:sz w:val="28"/>
           <w:szCs w:val="28"/>
-        </w:rPr>
-      </w:pPr>
+          <w:cs/>
+        </w:rPr>
+      </w:pPr>
+      <w:r>
+        <w:rPr>
+          <w:rFonts w:ascii="TH Sarabun New" w:hAnsi="TH Sarabun New" w:cs="TH Sarabun New" w:hint="cs"/>
+          <w:sz w:val="28"/>
+          <w:szCs w:val="28"/>
+          <w:cs/>
+        </w:rPr>
+        <w:t>รวม</w:t>
+      </w:r>
+      <w:r>
+        <w:rPr>
+          <w:rFonts w:ascii="TH Sarabun New" w:hAnsi="TH Sarabun New" w:cs="TH Sarabun New"/>
+          <w:sz w:val="28"/>
+          <w:szCs w:val="28"/>
+          <w:cs/>
+        </w:rPr>
+        <w:t>จำนวนเงินที่มหาวิทยาลัยหรือหน่วยงานภายนอกสนับสนุน</w:t>
+      </w:r>
+      <w:r>
+        <w:rPr>
+          <w:rFonts w:ascii="TH Sarabun New" w:hAnsi="TH Sarabun New" w:cs="TH Sarabun New" w:hint="cs"/>
+          <w:sz w:val="28"/>
+          <w:szCs w:val="28"/>
+          <w:cs/>
+        </w:rPr>
+        <w:t xml:space="preserve"> </w:t>
+      </w:r>
       <w:r>
         <w:rPr>
           <w:rFonts w:ascii="TH Sarabun New" w:hAnsi="TH Sarabun New" w:cs="TH Sarabun New"/>
@@ -1649,15 +1724,31 @@
           <w:szCs w:val="28"/>
         </w:rPr>
         <w:t>}}</w:t>
+      </w:r>
+      <w:r>
+        <w:rPr>
+          <w:rFonts w:ascii="TH Sarabun New" w:hAnsi="TH Sarabun New" w:cs="TH Sarabun New"/>
+          <w:sz w:val="28"/>
+          <w:szCs w:val="28"/>
+        </w:rPr>
+        <w:t xml:space="preserve"> </w:t>
+      </w:r>
+      <w:r>
+        <w:rPr>
+          <w:rFonts w:ascii="TH Sarabun New" w:hAnsi="TH Sarabun New" w:cs="TH Sarabun New" w:hint="cs"/>
+          <w:sz w:val="28"/>
+          <w:szCs w:val="28"/>
+          <w:cs/>
+        </w:rPr>
+        <w:t>บาท</w:t>
       </w:r>
     </w:p>
     <w:p>
       <w:pPr>
         <w:rPr>
-          <w:rFonts w:ascii="TH Sarabun New" w:hAnsi="TH Sarabun New" w:cs="TH Sarabun New" w:hint="cs"/>
-          <w:sz w:val="28"/>
-          <w:szCs w:val="28"/>
-          <w:cs/>
+          <w:rFonts w:ascii="TH Sarabun New" w:hAnsi="TH Sarabun New" w:cs="TH Sarabun New"/>
+          <w:sz w:val="28"/>
+          <w:szCs w:val="28"/>
         </w:rPr>
       </w:pPr>
       <w:r>
@@ -1687,13 +1778,17 @@
         <w:jc w:val="thaiDistribute"/>
         <w:rPr>
           <w:rFonts w:ascii="TH Sarabun New" w:hAnsi="TH Sarabun New" w:cs="TH Sarabun New"/>
-          <w:sz w:val="28"/>
-          <w:szCs w:val="28"/>
-        </w:rPr>
-      </w:pPr>
-      <w:r>
-        <w:rPr>
-          <w:rFonts w:ascii="TH Sarabun New" w:hAnsi="TH Sarabun New" w:cs="TH Sarabun New"/>
+          <w:b/>
+          <w:bCs/>
+          <w:sz w:val="28"/>
+          <w:szCs w:val="28"/>
+        </w:rPr>
+      </w:pPr>
+      <w:r>
+        <w:rPr>
+          <w:rFonts w:ascii="TH Sarabun New" w:hAnsi="TH Sarabun New" w:cs="TH Sarabun New"/>
+          <w:b/>
+          <w:bCs/>
           <w:sz w:val="28"/>
           <w:szCs w:val="28"/>
           <w:cs/>
@@ -1703,6 +1798,8 @@
       <w:r>
         <w:rPr>
           <w:rFonts w:ascii="TH Sarabun New" w:hAnsi="TH Sarabun New" w:cs="TH Sarabun New"/>
+          <w:b/>
+          <w:bCs/>
           <w:sz w:val="28"/>
           <w:szCs w:val="28"/>
         </w:rPr>
@@ -1711,6 +1808,8 @@
       <w:r>
         <w:rPr>
           <w:rFonts w:ascii="TH Sarabun New" w:hAnsi="TH Sarabun New" w:cs="TH Sarabun New" w:hint="cs"/>
+          <w:b/>
+          <w:bCs/>
           <w:sz w:val="28"/>
           <w:szCs w:val="28"/>
           <w:cs/>
@@ -1720,6 +1819,8 @@
       <w:r>
         <w:rPr>
           <w:rFonts w:ascii="TH Sarabun New" w:hAnsi="TH Sarabun New" w:cs="TH Sarabun New" w:hint="cs"/>
+          <w:b/>
+          <w:bCs/>
           <w:sz w:val="28"/>
           <w:szCs w:val="28"/>
           <w:cs/>
@@ -1729,6 +1830,8 @@
       <w:r>
         <w:rPr>
           <w:rFonts w:ascii="TH Sarabun New" w:hAnsi="TH Sarabun New" w:cs="TH Sarabun New" w:hint="cs"/>
+          <w:b/>
+          <w:bCs/>
           <w:sz w:val="28"/>
           <w:szCs w:val="28"/>
           <w:cs/>
@@ -1739,7 +1842,6 @@
     <w:p>
       <w:pPr>
         <w:ind w:right="43"/>
-        <w:jc w:val="thaiDistribute"/>
         <w:rPr>
           <w:rFonts w:ascii="TH Sarabun New" w:hAnsi="TH Sarabun New" w:cs="TH Sarabun New"/>
           <w:sz w:val="28"/>
@@ -1784,7 +1886,7 @@
     <w:p>
       <w:pPr>
         <w:rPr>
-          <w:rFonts w:ascii="TH Sarabun New" w:hAnsi="TH Sarabun New" w:cs="TH Sarabun New" w:hint="cs"/>
+          <w:rFonts w:ascii="TH Sarabun New" w:hAnsi="TH Sarabun New" w:cs="TH Sarabun New"/>
           <w:sz w:val="28"/>
           <w:szCs w:val="28"/>
           <w:cs/>
@@ -1819,7 +1921,6 @@
           <w:tab w:val="left" w:pos="720"/>
         </w:tabs>
         <w:ind w:left="284" w:hanging="284"/>
-        <w:jc w:val="thaiDistribute"/>
         <w:rPr>
           <w:rFonts w:ascii="TH Sarabun New" w:hAnsi="TH Sarabun New" w:cs="TH Sarabun New"/>
           <w:sz w:val="28"/>

--- a/publication_reward_template.docx
+++ b/publication_reward_template.docx
@@ -1842,17 +1842,19 @@
     <w:p>
       <w:pPr>
         <w:ind w:right="43"/>
-        <w:rPr>
-          <w:rFonts w:ascii="TH Sarabun New" w:hAnsi="TH Sarabun New" w:cs="TH Sarabun New"/>
-          <w:sz w:val="28"/>
-          <w:szCs w:val="28"/>
-        </w:rPr>
-      </w:pPr>
-      <w:r>
-        <w:rPr>
-          <w:rFonts w:ascii="TH Sarabun New" w:hAnsi="TH Sarabun New" w:cs="TH Sarabun New"/>
-          <w:color w:val="000000"/>
-          <w:sz w:val="28"/>
+        <w:jc w:val="thaiDistribute"/>
+        <w:rPr>
+          <w:rFonts w:ascii="TH Sarabun New" w:hAnsi="TH Sarabun New" w:cs="TH Sarabun New"/>
+          <w:sz w:val="28"/>
+          <w:szCs w:val="28"/>
+          <w:cs/>
+        </w:rPr>
+      </w:pPr>
+      <w:r>
+        <w:rPr>
+          <w:rFonts w:ascii="TH Sarabun New" w:hAnsi="TH Sarabun New" w:cs="TH Sarabun New"/>
+          <w:sz w:val="28"/>
+          <w:szCs w:val="28"/>
         </w:rPr>
         <w:t>{{</w:t>
       </w:r>
@@ -1860,25 +1862,17 @@
       <w:r>
         <w:rPr>
           <w:rFonts w:ascii="TH Sarabun New" w:hAnsi="TH Sarabun New" w:cs="TH Sarabun New"/>
-          <w:color w:val="000000"/>
-          <w:sz w:val="28"/>
-        </w:rPr>
-        <w:t>document</w:t>
-      </w:r>
-      <w:r>
-        <w:rPr>
-          <w:rFonts w:ascii="TH Sarabun New" w:hAnsi="TH Sarabun New" w:cs="TH Sarabun New"/>
-          <w:color w:val="000000"/>
-          <w:sz w:val="28"/>
-        </w:rPr>
-        <w:t>_line</w:t>
+          <w:sz w:val="28"/>
+          <w:szCs w:val="28"/>
+        </w:rPr>
+        <w:t>document_line</w:t>
       </w:r>
       <w:proofErr w:type="spellEnd"/>
       <w:r>
         <w:rPr>
           <w:rFonts w:ascii="TH Sarabun New" w:hAnsi="TH Sarabun New" w:cs="TH Sarabun New"/>
-          <w:color w:val="000000"/>
-          <w:sz w:val="28"/>
+          <w:sz w:val="28"/>
+          <w:szCs w:val="28"/>
         </w:rPr>
         <w:t>}}</w:t>
       </w:r>
@@ -1920,7 +1914,7 @@
         <w:tabs>
           <w:tab w:val="left" w:pos="720"/>
         </w:tabs>
-        <w:ind w:left="284" w:hanging="284"/>
+        <w:ind w:left="255" w:hanging="255"/>
         <w:rPr>
           <w:rFonts w:ascii="TH Sarabun New" w:hAnsi="TH Sarabun New" w:cs="TH Sarabun New"/>
           <w:sz w:val="28"/>
@@ -4056,6 +4050,7 @@
   <w:style w:type="paragraph" w:default="1" w:styleId="Normal">
     <w:name w:val="Normal"/>
     <w:qFormat/>
+    <w:rsid w:val="0026033B"/>
     <w:rPr>
       <w:rFonts w:ascii="AngsanaUPC" w:hAnsi="AngsanaUPC" w:cs="AngsanaUPC"/>
       <w:sz w:val="40"/>

--- a/publication_reward_template.docx
+++ b/publication_reward_template.docx
@@ -1914,7 +1914,6 @@
         <w:tabs>
           <w:tab w:val="left" w:pos="720"/>
         </w:tabs>
-        <w:ind w:left="255" w:hanging="255"/>
         <w:rPr>
           <w:rFonts w:ascii="TH Sarabun New" w:hAnsi="TH Sarabun New" w:cs="TH Sarabun New"/>
           <w:sz w:val="28"/>

--- a/publication_reward_template.docx
+++ b/publication_reward_template.docx
@@ -304,25 +304,7 @@
           <w:sz w:val="28"/>
           <w:szCs w:val="28"/>
         </w:rPr>
-        <w:t>{{</w:t>
-      </w:r>
-      <w:proofErr w:type="spellStart"/>
-      <w:r>
-        <w:rPr>
-          <w:rFonts w:ascii="TH Sarabun New" w:hAnsi="TH Sarabun New" w:cs="TH Sarabun New"/>
-          <w:sz w:val="28"/>
-          <w:szCs w:val="28"/>
-        </w:rPr>
-        <w:t>date_th</w:t>
-      </w:r>
-      <w:proofErr w:type="spellEnd"/>
-      <w:r>
-        <w:rPr>
-          <w:rFonts w:ascii="TH Sarabun New" w:hAnsi="TH Sarabun New" w:cs="TH Sarabun New"/>
-          <w:sz w:val="28"/>
-          <w:szCs w:val="28"/>
-        </w:rPr>
-        <w:t>}}</w:t>
+        <w:t>{{date_th}}</w:t>
       </w:r>
     </w:p>
     <w:p>
@@ -448,25 +430,7 @@
           <w:sz w:val="28"/>
           <w:szCs w:val="28"/>
         </w:rPr>
-        <w:t>{{</w:t>
-      </w:r>
-      <w:proofErr w:type="spellStart"/>
-      <w:r>
-        <w:rPr>
-          <w:rFonts w:ascii="TH Sarabun New" w:hAnsi="TH Sarabun New" w:cs="TH Sarabun New"/>
-          <w:sz w:val="28"/>
-          <w:szCs w:val="28"/>
-        </w:rPr>
-        <w:t>applicant_name</w:t>
-      </w:r>
-      <w:proofErr w:type="spellEnd"/>
-      <w:r>
-        <w:rPr>
-          <w:rFonts w:ascii="TH Sarabun New" w:hAnsi="TH Sarabun New" w:cs="TH Sarabun New"/>
-          <w:sz w:val="28"/>
-          <w:szCs w:val="28"/>
-        </w:rPr>
-        <w:t>}}</w:t>
+        <w:t>{{applicant_name}}</w:t>
       </w:r>
       <w:r>
         <w:rPr>
@@ -500,25 +464,7 @@
           <w:sz w:val="28"/>
           <w:szCs w:val="28"/>
         </w:rPr>
-        <w:t>{{</w:t>
-      </w:r>
-      <w:proofErr w:type="spellStart"/>
-      <w:r>
-        <w:rPr>
-          <w:rFonts w:ascii="TH Sarabun New" w:hAnsi="TH Sarabun New" w:cs="TH Sarabun New"/>
-          <w:sz w:val="28"/>
-          <w:szCs w:val="28"/>
-        </w:rPr>
-        <w:t>date_of_employment</w:t>
-      </w:r>
-      <w:proofErr w:type="spellEnd"/>
-      <w:r>
-        <w:rPr>
-          <w:rFonts w:ascii="TH Sarabun New" w:hAnsi="TH Sarabun New" w:cs="TH Sarabun New"/>
-          <w:sz w:val="28"/>
-          <w:szCs w:val="28"/>
-        </w:rPr>
-        <w:t>}}</w:t>
+        <w:t>{{date_of_employment}}</w:t>
       </w:r>
       <w:r>
         <w:rPr>
@@ -710,25 +656,7 @@
           <w:sz w:val="28"/>
           <w:szCs w:val="28"/>
         </w:rPr>
-        <w:t>{{</w:t>
-      </w:r>
-      <w:proofErr w:type="spellStart"/>
-      <w:r>
-        <w:rPr>
-          <w:rFonts w:ascii="TH Sarabun New" w:hAnsi="TH Sarabun New" w:cs="TH Sarabun New"/>
-          <w:sz w:val="28"/>
-          <w:szCs w:val="28"/>
-        </w:rPr>
-        <w:t>kku_report_year</w:t>
-      </w:r>
-      <w:proofErr w:type="spellEnd"/>
-      <w:r>
-        <w:rPr>
-          <w:rFonts w:ascii="TH Sarabun New" w:hAnsi="TH Sarabun New" w:cs="TH Sarabun New"/>
-          <w:sz w:val="28"/>
-          <w:szCs w:val="28"/>
-        </w:rPr>
-        <w:t>}}</w:t>
+        <w:t>{{kku_report_year}}</w:t>
       </w:r>
       <w:r>
         <w:rPr>
@@ -835,25 +763,7 @@
           <w:sz w:val="28"/>
           <w:szCs w:val="28"/>
         </w:rPr>
-        <w:t>{{</w:t>
-      </w:r>
-      <w:proofErr w:type="spellStart"/>
-      <w:r>
-        <w:rPr>
-          <w:rFonts w:ascii="TH Sarabun New" w:hAnsi="TH Sarabun New" w:cs="TH Sarabun New"/>
-          <w:sz w:val="28"/>
-          <w:szCs w:val="28"/>
-        </w:rPr>
-        <w:t>total_amount</w:t>
-      </w:r>
-      <w:proofErr w:type="spellEnd"/>
-      <w:r>
-        <w:rPr>
-          <w:rFonts w:ascii="TH Sarabun New" w:hAnsi="TH Sarabun New" w:cs="TH Sarabun New"/>
-          <w:sz w:val="28"/>
-          <w:szCs w:val="28"/>
-        </w:rPr>
-        <w:t xml:space="preserve">}} </w:t>
+        <w:t xml:space="preserve">{{total_amount}} </w:t>
       </w:r>
       <w:r>
         <w:rPr>
@@ -886,16 +796,7 @@
           <w:sz w:val="28"/>
           <w:szCs w:val="28"/>
         </w:rPr>
-        <w:t>{{</w:t>
-      </w:r>
-      <w:proofErr w:type="spellStart"/>
-      <w:r>
-        <w:rPr>
-          <w:rFonts w:ascii="TH Sarabun New" w:hAnsi="TH Sarabun New" w:cs="TH Sarabun New"/>
-          <w:sz w:val="28"/>
-          <w:szCs w:val="28"/>
-        </w:rPr>
-        <w:t>total_amount_</w:t>
+        <w:t>{{total_amount_</w:t>
       </w:r>
       <w:r>
         <w:rPr>
@@ -905,7 +806,6 @@
         </w:rPr>
         <w:t>text</w:t>
       </w:r>
-      <w:proofErr w:type="spellEnd"/>
       <w:r>
         <w:rPr>
           <w:rFonts w:ascii="TH Sarabun New" w:hAnsi="TH Sarabun New" w:cs="TH Sarabun New"/>
@@ -1084,96 +984,15 @@
           <w:sz w:val="28"/>
           <w:szCs w:val="28"/>
         </w:rPr>
-        <w:t>{{</w:t>
-      </w:r>
-      <w:proofErr w:type="spellStart"/>
-      <w:r>
-        <w:rPr>
-          <w:rFonts w:ascii="TH Sarabun New" w:hAnsi="TH Sarabun New" w:cs="TH Sarabun New"/>
-          <w:sz w:val="28"/>
-          <w:szCs w:val="28"/>
-        </w:rPr>
-        <w:t>author_name_list</w:t>
-      </w:r>
-      <w:proofErr w:type="spellEnd"/>
-      <w:r>
-        <w:rPr>
-          <w:rFonts w:ascii="TH Sarabun New" w:hAnsi="TH Sarabun New" w:cs="TH Sarabun New"/>
-          <w:sz w:val="28"/>
-          <w:szCs w:val="28"/>
-        </w:rPr>
-        <w:t>}}</w:t>
-      </w:r>
-      <w:r>
-        <w:rPr>
-          <w:rFonts w:ascii="TH Sarabun New" w:hAnsi="TH Sarabun New" w:cs="TH Sarabun New"/>
-          <w:sz w:val="28"/>
-          <w:szCs w:val="28"/>
-        </w:rPr>
-        <w:t xml:space="preserve"> {{</w:t>
-      </w:r>
-      <w:proofErr w:type="spellStart"/>
-      <w:r>
-        <w:rPr>
-          <w:rFonts w:ascii="TH Sarabun New" w:hAnsi="TH Sarabun New" w:cs="TH Sarabun New"/>
-          <w:sz w:val="28"/>
-          <w:szCs w:val="28"/>
-        </w:rPr>
-        <w:t>paper_title</w:t>
-      </w:r>
-      <w:proofErr w:type="spellEnd"/>
-      <w:r>
-        <w:rPr>
-          <w:rFonts w:ascii="TH Sarabun New" w:hAnsi="TH Sarabun New" w:cs="TH Sarabun New"/>
-          <w:sz w:val="28"/>
-          <w:szCs w:val="28"/>
-        </w:rPr>
-        <w:t>}} {{</w:t>
-      </w:r>
-      <w:proofErr w:type="spellStart"/>
-      <w:r>
-        <w:rPr>
-          <w:rFonts w:ascii="TH Sarabun New" w:hAnsi="TH Sarabun New" w:cs="TH Sarabun New"/>
-          <w:sz w:val="28"/>
-          <w:szCs w:val="28"/>
-        </w:rPr>
-        <w:t>journal_name</w:t>
-      </w:r>
-      <w:proofErr w:type="spellEnd"/>
-      <w:r>
-        <w:rPr>
-          <w:rFonts w:ascii="TH Sarabun New" w:hAnsi="TH Sarabun New" w:cs="TH Sarabun New"/>
-          <w:sz w:val="28"/>
-          <w:szCs w:val="28"/>
-        </w:rPr>
-        <w:t>}} {{</w:t>
-      </w:r>
-      <w:proofErr w:type="spellStart"/>
-      <w:r>
-        <w:rPr>
-          <w:rFonts w:ascii="TH Sarabun New" w:hAnsi="TH Sarabun New" w:cs="TH Sarabun New"/>
-          <w:sz w:val="28"/>
-          <w:szCs w:val="28"/>
-        </w:rPr>
-        <w:t>publication_year</w:t>
-      </w:r>
-      <w:proofErr w:type="spellEnd"/>
-      <w:r>
-        <w:rPr>
-          <w:rFonts w:ascii="TH Sarabun New" w:hAnsi="TH Sarabun New" w:cs="TH Sarabun New"/>
-          <w:sz w:val="28"/>
-          <w:szCs w:val="28"/>
-        </w:rPr>
-        <w:t>}} {{</w:t>
-      </w:r>
-      <w:proofErr w:type="spellStart"/>
-      <w:r>
-        <w:rPr>
-          <w:rFonts w:ascii="TH Sarabun New" w:hAnsi="TH Sarabun New" w:cs="TH Sarabun New"/>
-          <w:sz w:val="28"/>
-          <w:szCs w:val="28"/>
-        </w:rPr>
-        <w:t>volum</w:t>
+        <w:t>{{author_name_list}}</w:t>
+      </w:r>
+      <w:r>
+        <w:rPr>
+          <w:rFonts w:ascii="TH Sarabun New" w:hAnsi="TH Sarabun New" w:cs="TH Sarabun New"/>
+          <w:sz w:val="28"/>
+          <w:szCs w:val="28"/>
+        </w:rPr>
+        <w:t xml:space="preserve"> {{paper_title}} {{journal_name}} {{publication_year}} {{volum</w:t>
       </w:r>
       <w:r>
         <w:rPr>
@@ -1189,34 +1008,7 @@
           <w:sz w:val="28"/>
           <w:szCs w:val="28"/>
         </w:rPr>
-        <w:t>_issue</w:t>
-      </w:r>
-      <w:proofErr w:type="spellEnd"/>
-      <w:r>
-        <w:rPr>
-          <w:rFonts w:ascii="TH Sarabun New" w:hAnsi="TH Sarabun New" w:cs="TH Sarabun New"/>
-          <w:sz w:val="28"/>
-          <w:szCs w:val="28"/>
-        </w:rPr>
-        <w:t>}} {{</w:t>
-      </w:r>
-      <w:proofErr w:type="spellStart"/>
-      <w:r>
-        <w:rPr>
-          <w:rFonts w:ascii="TH Sarabun New" w:hAnsi="TH Sarabun New" w:cs="TH Sarabun New"/>
-          <w:sz w:val="28"/>
-          <w:szCs w:val="28"/>
-        </w:rPr>
-        <w:t>page_number</w:t>
-      </w:r>
-      <w:proofErr w:type="spellEnd"/>
-      <w:r>
-        <w:rPr>
-          <w:rFonts w:ascii="TH Sarabun New" w:hAnsi="TH Sarabun New" w:cs="TH Sarabun New"/>
-          <w:sz w:val="28"/>
-          <w:szCs w:val="28"/>
-        </w:rPr>
-        <w:t>}}</w:t>
+        <w:t>_issue}} {{page_number}}</w:t>
       </w:r>
     </w:p>
     <w:p>
@@ -1245,25 +1037,7 @@
           <w:sz w:val="28"/>
           <w:szCs w:val="28"/>
         </w:rPr>
-        <w:t>{{</w:t>
-      </w:r>
-      <w:proofErr w:type="spellStart"/>
-      <w:r>
-        <w:rPr>
-          <w:rFonts w:ascii="TH Sarabun New" w:hAnsi="TH Sarabun New" w:cs="TH Sarabun New"/>
-          <w:sz w:val="28"/>
-          <w:szCs w:val="28"/>
-        </w:rPr>
-        <w:t>author_role</w:t>
-      </w:r>
-      <w:proofErr w:type="spellEnd"/>
-      <w:r>
-        <w:rPr>
-          <w:rFonts w:ascii="TH Sarabun New" w:hAnsi="TH Sarabun New" w:cs="TH Sarabun New"/>
-          <w:sz w:val="28"/>
-          <w:szCs w:val="28"/>
-        </w:rPr>
-        <w:t>}}</w:t>
+        <w:t>{{author_role}}</w:t>
       </w:r>
       <w:r>
         <w:rPr>
@@ -1289,16 +1063,7 @@
           <w:sz w:val="28"/>
           <w:szCs w:val="28"/>
         </w:rPr>
-        <w:t xml:space="preserve"> {{</w:t>
-      </w:r>
-      <w:proofErr w:type="spellStart"/>
-      <w:r>
-        <w:rPr>
-          <w:rFonts w:ascii="TH Sarabun New" w:hAnsi="TH Sarabun New" w:cs="TH Sarabun New"/>
-          <w:sz w:val="28"/>
-          <w:szCs w:val="28"/>
-        </w:rPr>
-        <w:t>quartile</w:t>
+        <w:t xml:space="preserve"> {{quartile</w:t>
       </w:r>
       <w:r>
         <w:rPr>
@@ -1308,7 +1073,6 @@
         </w:rPr>
         <w:t>_line</w:t>
       </w:r>
-      <w:proofErr w:type="spellEnd"/>
       <w:r>
         <w:rPr>
           <w:rFonts w:ascii="TH Sarabun New" w:hAnsi="TH Sarabun New" w:cs="TH Sarabun New"/>
@@ -1386,25 +1150,7 @@
           <w:sz w:val="28"/>
           <w:szCs w:val="28"/>
         </w:rPr>
-        <w:t xml:space="preserve"> {{</w:t>
-      </w:r>
-      <w:proofErr w:type="spellStart"/>
-      <w:r>
-        <w:rPr>
-          <w:rFonts w:ascii="TH Sarabun New" w:hAnsi="TH Sarabun New" w:cs="TH Sarabun New"/>
-          <w:sz w:val="28"/>
-          <w:szCs w:val="28"/>
-        </w:rPr>
-        <w:t>page_charge_amount</w:t>
-      </w:r>
-      <w:proofErr w:type="spellEnd"/>
-      <w:r>
-        <w:rPr>
-          <w:rFonts w:ascii="TH Sarabun New" w:hAnsi="TH Sarabun New" w:cs="TH Sarabun New"/>
-          <w:sz w:val="28"/>
-          <w:szCs w:val="28"/>
-        </w:rPr>
-        <w:t xml:space="preserve">}} </w:t>
+        <w:t xml:space="preserve"> {{page_charge_amount}} </w:t>
       </w:r>
       <w:r>
         <w:rPr>
@@ -1457,25 +1203,7 @@
           <w:sz w:val="28"/>
           <w:szCs w:val="28"/>
         </w:rPr>
-        <w:t xml:space="preserve"> {{</w:t>
-      </w:r>
-      <w:proofErr w:type="spellStart"/>
-      <w:r>
-        <w:rPr>
-          <w:rFonts w:ascii="TH Sarabun New" w:hAnsi="TH Sarabun New" w:cs="TH Sarabun New"/>
-          <w:sz w:val="28"/>
-          <w:szCs w:val="28"/>
-        </w:rPr>
-        <w:t>manuscript_amount</w:t>
-      </w:r>
-      <w:proofErr w:type="spellEnd"/>
-      <w:r>
-        <w:rPr>
-          <w:rFonts w:ascii="TH Sarabun New" w:hAnsi="TH Sarabun New" w:cs="TH Sarabun New"/>
-          <w:sz w:val="28"/>
-          <w:szCs w:val="28"/>
-        </w:rPr>
-        <w:t xml:space="preserve">}} </w:t>
+        <w:t xml:space="preserve"> {{manuscript_amount}} </w:t>
       </w:r>
       <w:r>
         <w:rPr>
@@ -1532,23 +1260,13 @@
         </w:rPr>
         <w:t>{{</w:t>
       </w:r>
-      <w:proofErr w:type="spellStart"/>
-      <w:r>
-        <w:rPr>
-          <w:rFonts w:ascii="TH Sarabun New" w:hAnsi="TH Sarabun New" w:cs="TH Sarabun New"/>
-          <w:sz w:val="28"/>
-          <w:szCs w:val="28"/>
-        </w:rPr>
-        <w:t>page_charge_manuscript_total</w:t>
-      </w:r>
-      <w:proofErr w:type="spellEnd"/>
-      <w:r>
-        <w:rPr>
-          <w:rFonts w:ascii="TH Sarabun New" w:hAnsi="TH Sarabun New" w:cs="TH Sarabun New"/>
-          <w:sz w:val="28"/>
-          <w:szCs w:val="28"/>
-        </w:rPr>
-        <w:t>}}</w:t>
+      <w:r>
+        <w:rPr>
+          <w:rFonts w:ascii="TH Sarabun New" w:hAnsi="TH Sarabun New" w:cs="TH Sarabun New"/>
+          <w:sz w:val="28"/>
+          <w:szCs w:val="28"/>
+        </w:rPr>
+        <w:t>page_charge_manuscript_total}}</w:t>
       </w:r>
       <w:r>
         <w:rPr>
@@ -1618,30 +1336,20 @@
     <w:p>
       <w:pPr>
         <w:ind w:right="43"/>
-        <w:jc w:val="thaiDistribute"/>
-        <w:rPr>
-          <w:rFonts w:ascii="TH Sarabun New" w:hAnsi="TH Sarabun New" w:cs="TH Sarabun New"/>
-          <w:sz w:val="28"/>
-          <w:szCs w:val="28"/>
-          <w:cs/>
-        </w:rPr>
-      </w:pPr>
-      <w:r>
-        <w:rPr>
-          <w:rFonts w:ascii="TH Sarabun New" w:hAnsi="TH Sarabun New" w:cs="TH Sarabun New"/>
-          <w:sz w:val="28"/>
-          <w:szCs w:val="28"/>
-        </w:rPr>
-        <w:t>{{</w:t>
-      </w:r>
-      <w:proofErr w:type="spellStart"/>
-      <w:r>
-        <w:rPr>
-          <w:rFonts w:ascii="TH Sarabun New" w:hAnsi="TH Sarabun New" w:cs="TH Sarabun New"/>
-          <w:sz w:val="28"/>
-          <w:szCs w:val="28"/>
-        </w:rPr>
-        <w:t>external_</w:t>
+        <w:rPr>
+          <w:rFonts w:ascii="TH Sarabun New" w:hAnsi="TH Sarabun New" w:cs="TH Sarabun New"/>
+          <w:sz w:val="28"/>
+          <w:szCs w:val="28"/>
+          <w:cs/>
+        </w:rPr>
+      </w:pPr>
+      <w:r>
+        <w:rPr>
+          <w:rFonts w:ascii="TH Sarabun New" w:hAnsi="TH Sarabun New" w:cs="TH Sarabun New"/>
+          <w:sz w:val="28"/>
+          <w:szCs w:val="28"/>
+        </w:rPr>
+        <w:t>{{external_</w:t>
       </w:r>
       <w:r>
         <w:rPr>
@@ -1651,7 +1359,6 @@
         </w:rPr>
         <w:t>fund_list</w:t>
       </w:r>
-      <w:proofErr w:type="spellEnd"/>
       <w:r>
         <w:rPr>
           <w:rFonts w:ascii="TH Sarabun New" w:hAnsi="TH Sarabun New" w:cs="TH Sarabun New"/>
@@ -1705,25 +1412,7 @@
           <w:sz w:val="28"/>
           <w:szCs w:val="28"/>
         </w:rPr>
-        <w:t>{{</w:t>
-      </w:r>
-      <w:proofErr w:type="spellStart"/>
-      <w:r>
-        <w:rPr>
-          <w:rFonts w:ascii="TH Sarabun New" w:hAnsi="TH Sarabun New" w:cs="TH Sarabun New"/>
-          <w:sz w:val="28"/>
-          <w:szCs w:val="28"/>
-        </w:rPr>
-        <w:t>external_fund_total</w:t>
-      </w:r>
-      <w:proofErr w:type="spellEnd"/>
-      <w:r>
-        <w:rPr>
-          <w:rFonts w:ascii="TH Sarabun New" w:hAnsi="TH Sarabun New" w:cs="TH Sarabun New"/>
-          <w:sz w:val="28"/>
-          <w:szCs w:val="28"/>
-        </w:rPr>
-        <w:t>}}</w:t>
+        <w:t>{{external_fund_total}}</w:t>
       </w:r>
       <w:r>
         <w:rPr>
@@ -1856,25 +1545,7 @@
           <w:sz w:val="28"/>
           <w:szCs w:val="28"/>
         </w:rPr>
-        <w:t>{{</w:t>
-      </w:r>
-      <w:proofErr w:type="spellStart"/>
-      <w:r>
-        <w:rPr>
-          <w:rFonts w:ascii="TH Sarabun New" w:hAnsi="TH Sarabun New" w:cs="TH Sarabun New"/>
-          <w:sz w:val="28"/>
-          <w:szCs w:val="28"/>
-        </w:rPr>
-        <w:t>document_line</w:t>
-      </w:r>
-      <w:proofErr w:type="spellEnd"/>
-      <w:r>
-        <w:rPr>
-          <w:rFonts w:ascii="TH Sarabun New" w:hAnsi="TH Sarabun New" w:cs="TH Sarabun New"/>
-          <w:sz w:val="28"/>
-          <w:szCs w:val="28"/>
-        </w:rPr>
-        <w:t>}}</w:t>
+        <w:t>{{document_line}}</w:t>
       </w:r>
     </w:p>
     <w:p>
@@ -1926,25 +1597,7 @@
           <w:sz w:val="28"/>
           <w:szCs w:val="28"/>
         </w:rPr>
-        <w:t>{{</w:t>
-      </w:r>
-      <w:proofErr w:type="spellStart"/>
-      <w:r>
-        <w:rPr>
-          <w:rFonts w:ascii="TH Sarabun New" w:hAnsi="TH Sarabun New" w:cs="TH Sarabun New"/>
-          <w:sz w:val="28"/>
-          <w:szCs w:val="28"/>
-        </w:rPr>
-        <w:t>end_of_contract</w:t>
-      </w:r>
-      <w:proofErr w:type="spellEnd"/>
-      <w:r>
-        <w:rPr>
-          <w:rFonts w:ascii="TH Sarabun New" w:hAnsi="TH Sarabun New" w:cs="TH Sarabun New"/>
-          <w:sz w:val="28"/>
-          <w:szCs w:val="28"/>
-        </w:rPr>
-        <w:t>}}</w:t>
+        <w:t>{{end_of_contract}}</w:t>
       </w:r>
     </w:p>
     <w:p>
@@ -2101,25 +1754,7 @@
           <w:sz w:val="28"/>
           <w:szCs w:val="28"/>
         </w:rPr>
-        <w:t>{{</w:t>
-      </w:r>
-      <w:proofErr w:type="spellStart"/>
-      <w:r>
-        <w:rPr>
-          <w:rFonts w:ascii="TH Sarabun New" w:hAnsi="TH Sarabun New" w:cs="TH Sarabun New"/>
-          <w:sz w:val="28"/>
-          <w:szCs w:val="28"/>
-        </w:rPr>
-        <w:t>applicant_name</w:t>
-      </w:r>
-      <w:proofErr w:type="spellEnd"/>
-      <w:r>
-        <w:rPr>
-          <w:rFonts w:ascii="TH Sarabun New" w:hAnsi="TH Sarabun New" w:cs="TH Sarabun New"/>
-          <w:sz w:val="28"/>
-          <w:szCs w:val="28"/>
-        </w:rPr>
-        <w:t>}}</w:t>
+        <w:t>{{applicant_name}}</w:t>
       </w:r>
       <w:r>
         <w:rPr>
@@ -2331,19 +1966,8 @@
         <w:szCs w:val="28"/>
         <w:cs/>
       </w:rPr>
-      <w:t xml:space="preserve"> </w:t>
+      <w:t xml:space="preserve"> กท</w:t>
     </w:r>
-    <w:proofErr w:type="spellStart"/>
-    <w:r>
-      <w:rPr>
-        <w:rFonts w:ascii="Angsana New" w:hAnsi="Angsana New"/>
-        <w:sz w:val="28"/>
-        <w:szCs w:val="28"/>
-        <w:cs/>
-      </w:rPr>
-      <w:t>กท</w:t>
-    </w:r>
-    <w:proofErr w:type="spellEnd"/>
     <w:r>
       <w:rPr>
         <w:rFonts w:ascii="Angsana New" w:hAnsi="Angsana New" w:hint="cs"/>
